--- a/_static/xander-harris.docx
+++ b/_static/xander-harris.docx
@@ -173,13 +173,7 @@
         <w:rPr>
           <w:rFonts w:ascii="Liberation Serif" w:hAnsi="Liberation Serif"/>
         </w:rPr>
-        <w:t xml:space="preserve">A </w:t>
-      </w:r>
-      <w:r>
-        <w:rPr>
-          <w:rFonts w:ascii="Liberation Serif" w:hAnsi="Liberation Serif"/>
-        </w:rPr>
-        <w:t>straight shooter with upper management written all over him.</w:t>
+        <w:t>A straight shooter with upper management written all over him.</w:t>
       </w:r>
     </w:p>
     <w:p>
@@ -1135,7 +1129,7 @@
       </w:pPr>
       <w:r>
         <w:rPr/>
-        <w:t>GKE (Google Kubernetes Engine)</w:t>
+        <w:t>Google Kubernetes Engine (Google Kubernetes Engine)</w:t>
       </w:r>
     </w:p>
     <w:p>
@@ -1173,7 +1167,7 @@
       </w:pPr>
       <w:r>
         <w:rPr/>
-        <w:t>EKS (Elastic Kubernetes Service)</w:t>
+        <w:t>Elastic Kubernetes Service (Elastic Kubernetes Service)</w:t>
       </w:r>
     </w:p>
     <w:p>
@@ -1544,21 +1538,21 @@
       </w:pPr>
       <w:r>
         <w:rPr/>
-        <w:t>Built and deployed containers to EKS clusters using ECR, GCE, and Docker.</w:t>
-      </w:r>
-    </w:p>
-    <w:p>
-      <w:pPr>
-        <w:pStyle w:val="ListBullet"/>
-        <w:numPr>
-          <w:ilvl w:val="0"/>
-          <w:numId w:val="7"/>
-        </w:numPr>
-        <w:rPr/>
-      </w:pPr>
-      <w:r>
-        <w:rPr/>
-        <w:t>Deployed custom services written in Go and Haskell to EKS clusters using GCE, Ansible, shell scripting and Helm.</w:t>
+        <w:t>Built and deployed containers to Elastic Kubernetes Service clusters using ECR, GCE, and Docker.</w:t>
+      </w:r>
+    </w:p>
+    <w:p>
+      <w:pPr>
+        <w:pStyle w:val="ListBullet"/>
+        <w:numPr>
+          <w:ilvl w:val="0"/>
+          <w:numId w:val="7"/>
+        </w:numPr>
+        <w:rPr/>
+      </w:pPr>
+      <w:r>
+        <w:rPr/>
+        <w:t>Deployed custom services written in Go and Haskell to Elastic Kubernetes Service clusters using GCE, Ansible, shell scripting and Helm.</w:t>
       </w:r>
     </w:p>
     <w:p>
@@ -1628,7 +1622,19 @@
         <w:rPr>
           <w:rStyle w:val="SubtleReference"/>
         </w:rPr>
-        <w:t>git, neovim, nix, GitLab CI, Docker, BASH, Go, GCP GKE, Google Compute Engine, AWS S3, AWS EKS, quay.io, PostgreSQL, Terraform, HCP Terraform, Python, Linux System Administration</w:t>
+        <w:t>git, neovim, nix, GitLab CI, Docker, BASH, Go, GCP Google Kubernetes Engine, Google Compute Engine, AWS S3, AWS Elastic Kubernetes Service, quay.io, PostgreSQL, Terraform, HCP Terraform, Python, Linux System Administration</w:t>
+      </w:r>
+      <w:r>
+        <w:br w:type="page"/>
+      </w:r>
+    </w:p>
+    <w:p>
+      <w:pPr>
+        <w:pStyle w:val="Normal"/>
+        <w:rPr/>
+      </w:pPr>
+      <w:r>
+        <w:rPr/>
       </w:r>
     </w:p>
     <w:p>
@@ -1654,16 +1660,6 @@
         <w:tab/>
         <w:tab/>
         <w:tab/>
-      </w:r>
-      <w:r>
-        <w:rPr>
-          <w:rStyle w:val="SubtleReference"/>
-          <w:b/>
-          <w:bCs/>
-          <w:color w:val="374C80"/>
-          <w:sz w:val="22"/>
-          <w:szCs w:val="22"/>
-        </w:rPr>
         <w:t>ML Software Engineer (8-2024 – 10-2024)</w:t>
       </w:r>
     </w:p>
@@ -1856,7 +1852,7 @@
       </w:pPr>
       <w:r>
         <w:rPr/>
-        <w:t>Provided advice to and received requirements from development teams on the most cost-effective use of cloud resources, including deployments to EKS, VPCs, S3, Cognito and Lambda.</w:t>
+        <w:t>Provided advice to and received requirements from development teams on the most cost-effective use of cloud resources, including deployments to Elastic Kubernetes Service, VPCs, S3, Cognito and Lambda.</w:t>
       </w:r>
     </w:p>
     <w:p>
@@ -1884,7 +1880,7 @@
         <w:rPr>
           <w:rStyle w:val="SubtleReference"/>
         </w:rPr>
-        <w:t>vscode, vim, GitLab CI, Docker, BASH, Go, GCP GKE, Compute Engine, Cloud Storage, Networking, Cloud SQL, Terraform, Python, git, Linux System Administration</w:t>
+        <w:t>vscode, vim, GitLab CI, Docker, BASH, Go, GCP Google Kubernetes Engine, Compute Engine, Cloud Storage, Networking, Cloud SQL, Terraform, Python, git, Linux System Administration</w:t>
       </w:r>
     </w:p>
     <w:p>
@@ -1895,17 +1891,10 @@
       </w:pPr>
       <w:r>
         <w:rPr/>
-        <w:t>Wunderkind, I</w:t>
-      </w:r>
-      <w:r>
-        <w:rPr/>
-        <w:t>nc</w:t>
-        <w:tab/>
-        <w:tab/>
-        <w:tab/>
-      </w:r>
-      <w:r>
-        <w:rPr/>
+        <w:t>Wunderkind, Inc</w:t>
+        <w:tab/>
+        <w:tab/>
+        <w:tab/>
         <w:t>DevOps Engineer / Software Engineer (09-2021 - 12-2023)</w:t>
       </w:r>
     </w:p>
@@ -1930,7 +1919,7 @@
       </w:pPr>
       <w:r>
         <w:rPr/>
-        <w:t>Created and maintained Helm charts that were used to deploy custom and open-source software to ~36 GKE clusters.</w:t>
+        <w:t>Created and maintained Helm charts that were used to deploy custom and open-source software to ~36 Google Kubernetes Engine clusters.</w:t>
       </w:r>
     </w:p>
     <w:p>
@@ -2028,7 +2017,7 @@
       </w:pPr>
       <w:r>
         <w:rPr/>
-        <w:t>Deployed opencost.io across all existing GKE clusters that enabled cost analysis via Prometheus and Grafana.</w:t>
+        <w:t>Deployed opencost.io across all existing Google Kubernetes Engine clusters that enabled cost analysis via Prometheus and Grafana.</w:t>
       </w:r>
     </w:p>
     <w:p>
@@ -2079,7 +2068,7 @@
       </w:pPr>
       <w:r>
         <w:rPr/>
-        <w:t>Created Terraform code to deploy or update GKE clusters and node pools to follow organization labeling standards.</w:t>
+        <w:t>Created Terraform code to deploy or update Google Kubernetes Engine clusters and node pools to follow organization labeling standards.</w:t>
       </w:r>
     </w:p>
     <w:p>
@@ -2187,7 +2176,7 @@
         <w:rPr>
           <w:rStyle w:val="SubtleReference"/>
         </w:rPr>
-        <w:t>vscode, vim, GitLab CI, Docker, BASH, Go, GCP GKE, Compute Engine, Cloud Storage, Networking, Cloud SQL, Terraform, Python, git, Linux System Administration</w:t>
+        <w:t>vscode, vim, GitLab CI, Docker, BASH, Go, GCP Google Kubernetes Engine, Compute Engine, Cloud Storage, Networking, Cloud SQL, Terraform, Python, git, Linux System Administration</w:t>
       </w:r>
     </w:p>
     <w:p>
@@ -2330,7 +2319,7 @@
       <w:r>
         <w:rPr>
           <w:rStyle w:val="SubtleReference"/>
-          <w:rFonts w:cs="Times New Roman" w:ascii="Times New Roman" w:hAnsi="Times New Roman"/>
+          <w:rFonts w:cs="Times New Roman"/>
           <w:color w:themeColor="text1" w:themeTint="a5" w:val="5A5A5A"/>
           <w:sz w:val="15"/>
           <w:szCs w:val="15"/>
@@ -2481,7 +2470,7 @@
       </w:pPr>
       <w:r>
         <w:rPr/>
-        <w:t>Created Terraform code to deploy EKS clusters and related ECR repositories in multiple AWS environments.</w:t>
+        <w:t>Created Terraform code to deploy Elastic Kubernetes Service clusters and related ECR repositories in multiple AWS environments.</w:t>
       </w:r>
     </w:p>
     <w:p>
@@ -3443,7 +3432,7 @@
       </w:pPr>
       <w:r>
         <w:rPr/>
-        <w:t>Automated deployment of Customer 360 services to reduce time to deploy from several weeks to less than an hour with Ansible, BASH, Java, Ant, Maven, Tomcat, and Scala Build Tool.</w:t>
+        <w:t>Automated deployment of Customer 360 services to reduce time to deploy from several weElastic Kubernetes Service to less than an hour with Ansible, BASH, Java, Ant, Maven, Tomcat, and Scala Build Tool.</w:t>
       </w:r>
     </w:p>
     <w:p>
@@ -3605,7 +3594,7 @@
 <w:ftr xmlns:o="urn:schemas-microsoft-com:office:office" xmlns:r="http://schemas.openxmlformats.org/officeDocument/2006/relationships" xmlns:v="urn:schemas-microsoft-com:vml" xmlns:w="http://schemas.openxmlformats.org/wordprocessingml/2006/main" xmlns:w10="urn:schemas-microsoft-com:office:word" xmlns:wp="http://schemas.openxmlformats.org/drawingml/2006/wordprocessingDrawing" xmlns:pic="http://schemas.openxmlformats.org/drawingml/2006/picture" xmlns:wps="http://schemas.microsoft.com/office/word/2010/wordprocessingShape" xmlns:wpg="http://schemas.microsoft.com/office/word/2010/wordprocessingGroup" xmlns:mc="http://schemas.openxmlformats.org/markup-compatibility/2006" xmlns:wp14="http://schemas.microsoft.com/office/word/2010/wordprocessingDrawing" xmlns:w14="http://schemas.microsoft.com/office/word/2010/wordml" xmlns:w15="http://schemas.microsoft.com/office/word/2012/wordml" mc:Ignorable="w14 wp14 w15">
   <w:p>
     <w:pPr>
-      <w:pStyle w:val="FooterLeft"/>
+      <w:pStyle w:val="FooterLeftuser"/>
       <w:rPr/>
     </w:pPr>
     <w:r>
@@ -3620,7 +3609,7 @@
 <w:ftr xmlns:o="urn:schemas-microsoft-com:office:office" xmlns:r="http://schemas.openxmlformats.org/officeDocument/2006/relationships" xmlns:v="urn:schemas-microsoft-com:vml" xmlns:w="http://schemas.openxmlformats.org/wordprocessingml/2006/main" xmlns:w10="urn:schemas-microsoft-com:office:word" xmlns:wp="http://schemas.openxmlformats.org/drawingml/2006/wordprocessingDrawing" xmlns:pic="http://schemas.openxmlformats.org/drawingml/2006/picture" xmlns:wps="http://schemas.microsoft.com/office/word/2010/wordprocessingShape" xmlns:wpg="http://schemas.microsoft.com/office/word/2010/wordprocessingGroup" xmlns:mc="http://schemas.openxmlformats.org/markup-compatibility/2006" xmlns:wp14="http://schemas.microsoft.com/office/word/2010/wordprocessingDrawing" xmlns:w14="http://schemas.microsoft.com/office/word/2010/wordml" xmlns:w15="http://schemas.microsoft.com/office/word/2012/wordml" mc:Ignorable="w14 wp14 w15">
   <w:p>
     <w:pPr>
-      <w:pStyle w:val="FooterLeft"/>
+      <w:pStyle w:val="FooterLeftuser"/>
       <w:rPr/>
     </w:pPr>
     <w:r>
@@ -4010,10 +3999,10 @@
       </w:pPr>
       <w:rPr>
         <w:rFonts w:ascii="Symbol" w:hAnsi="Symbol" w:cs="Symbol" w:hint="default"/>
-        <w:sz w:val="16"/>
+        <w:color w:themeColor="accent1" w:themeShade="bf" w:val="374C80"/>
         <w:spacing w:val="0"/>
         <w:kern w:val="0"/>
-        <w:color w:themeColor="accent1" w:themeShade="bf" w:val="374C80"/>
+        <w:sz w:val="16"/>
       </w:rPr>
     </w:lvl>
     <w:lvl w:ilvl="1">
@@ -5636,15 +5625,15 @@
     <w:qFormat/>
     <w:rPr/>
   </w:style>
-  <w:style w:type="character" w:styleId="Bulletsuser">
-    <w:name w:val="Bullets (user)"/>
+  <w:style w:type="character" w:styleId="Bullets">
+    <w:name w:val="Bullets"/>
     <w:qFormat/>
     <w:rPr>
       <w:rFonts w:ascii="OpenSymbol" w:hAnsi="OpenSymbol" w:eastAsia="OpenSymbol" w:cs="OpenSymbol"/>
     </w:rPr>
   </w:style>
-  <w:style w:type="character" w:styleId="Bullets">
-    <w:name w:val="Bullets"/>
+  <w:style w:type="character" w:styleId="Bulletsuser">
+    <w:name w:val="Bullets (user)"/>
     <w:qFormat/>
     <w:rPr>
       <w:rFonts w:ascii="OpenSymbol" w:hAnsi="OpenSymbol" w:eastAsia="OpenSymbol" w:cs="OpenSymbol"/>
@@ -5981,8 +5970,8 @@
       <w:rFonts w:ascii="times" w:hAnsi="times"/>
     </w:rPr>
   </w:style>
-  <w:style w:type="paragraph" w:styleId="FrameContentsuser">
-    <w:name w:val="Frame Contents (user)"/>
+  <w:style w:type="paragraph" w:styleId="FrameContents">
+    <w:name w:val="Frame Contents"/>
     <w:basedOn w:val="Normal"/>
     <w:qFormat/>
     <w:pPr/>
@@ -6018,8 +6007,8 @@
     </w:pPr>
     <w:rPr/>
   </w:style>
-  <w:style w:type="paragraph" w:styleId="FooterLeft">
-    <w:name w:val="Footer Left"/>
+  <w:style w:type="paragraph" w:styleId="FooterLeftuser">
+    <w:name w:val="Footer Left (user)"/>
     <w:basedOn w:val="Footer"/>
     <w:qFormat/>
     <w:pPr>
@@ -6043,8 +6032,8 @@
       <w:bCs/>
     </w:rPr>
   </w:style>
-  <w:style w:type="paragraph" w:styleId="FrameContents">
-    <w:name w:val="Frame Contents"/>
+  <w:style w:type="paragraph" w:styleId="FrameContentsuser">
+    <w:name w:val="Frame Contents (user)"/>
     <w:basedOn w:val="Normal"/>
     <w:qFormat/>
     <w:pPr/>
@@ -6087,8 +6076,8 @@
     <w:qFormat/>
     <w:rsid w:val="00512907"/>
   </w:style>
-  <w:style w:type="numbering" w:styleId="Bulletuser">
-    <w:name w:val="Bullet • (user)"/>
+  <w:style w:type="numbering" w:styleId="Bullet">
+    <w:name w:val="Bullet •"/>
     <w:qFormat/>
   </w:style>
   <w:style w:type="table" w:default="1" w:styleId="TableNormal">
@@ -6112,9 +6101,9 @@
     <w:rsid w:val="00ba2a03"/>
     <w:rPr>
       <w:rFonts w:asciiTheme="minorHAnsi" w:hAnsiTheme="minorHAnsi" w:eastAsiaTheme="minorEastAsia" w:cstheme="minorBidi"/>
-      <w:lang w:eastAsia="ja-JP"/>
       <w:sz w:val="22"/>
       <w:szCs w:val="22"/>
+      <w:lang w:eastAsia="ja-JP"/>
     </w:rPr>
     <w:tblPr>
       <w:tblBorders>

--- a/_static/xander-harris.docx
+++ b/_static/xander-harris.docx
@@ -1600,27 +1600,29 @@
     <w:p>
       <w:pPr>
         <w:pStyle w:val="Normal"/>
-        <w:rPr>
-          <w:rStyle w:val="SubtleReference"/>
-        </w:rPr>
+        <w:rPr/>
       </w:pPr>
       <w:r>
         <w:rPr>
           <w:rStyle w:val="IntenseReference"/>
           <w:smallCaps/>
+          <w:sz w:val="18"/>
+          <w:szCs w:val="18"/>
         </w:rPr>
         <w:t>Tools:</w:t>
       </w:r>
       <w:r>
         <w:rPr>
-          <w:sz w:val="16"/>
-          <w:szCs w:val="16"/>
+          <w:sz w:val="18"/>
+          <w:szCs w:val="18"/>
         </w:rPr>
         <w:t xml:space="preserve"> </w:t>
       </w:r>
       <w:r>
         <w:rPr>
           <w:rStyle w:val="SubtleReference"/>
+          <w:sz w:val="18"/>
+          <w:szCs w:val="18"/>
         </w:rPr>
         <w:t>git, neovim, nix, GitLab CI, Docker, BASH, Go, GCP Google Kubernetes Engine, Google Compute Engine, AWS S3, AWS Elastic Kubernetes Service, quay.io, PostgreSQL, Terraform, HCP Terraform, Python, Linux System Administration</w:t>
       </w:r>
@@ -1631,6 +1633,7 @@
     <w:p>
       <w:pPr>
         <w:pStyle w:val="Normal"/>
+        <w:spacing w:before="0" w:after="0"/>
         <w:rPr/>
       </w:pPr>
       <w:r>
@@ -1676,6 +1679,8 @@
         <w:rPr>
           <w:rStyle w:val="SubtleReference"/>
           <w:color w:val="000000"/>
+          <w:sz w:val="18"/>
+          <w:szCs w:val="18"/>
         </w:rPr>
         <w:t>Consumed design documents prepared in advance to gain understanding of the project which turned out to be a simple ETL pipeline in AWS using a Lambda and a custom frontend to AWS Athena with a someowhat finnicky API.</w:t>
       </w:r>
@@ -1693,6 +1698,8 @@
         <w:rPr>
           <w:rStyle w:val="SubtleReference"/>
           <w:color w:val="000000"/>
+          <w:sz w:val="18"/>
+          <w:szCs w:val="18"/>
         </w:rPr>
         <w:t>Produced an ETL to consume test output from autmoated trucks and provide a transformed version of that output to their custom API which fed that data into AWS Athena.</w:t>
       </w:r>
@@ -1708,12 +1715,16 @@
           <w:b/>
           <w:bCs/>
           <w:color w:val="374C80"/>
+          <w:sz w:val="18"/>
+          <w:szCs w:val="18"/>
         </w:rPr>
         <w:t>Tools:</w:t>
       </w:r>
       <w:r>
         <w:rPr>
           <w:rStyle w:val="SubtleReference"/>
+          <w:sz w:val="18"/>
+          <w:szCs w:val="18"/>
         </w:rPr>
         <w:t xml:space="preserve"> git, vscode, GitHub Enterprise, GitHub Actions, BASH, Python, AWS S3, AWS Athena, AWS Glue, AWS Lambda, MacOS System Administration</w:t>
       </w:r>
@@ -2139,20 +2150,6 @@
     </w:p>
     <w:p>
       <w:pPr>
-        <w:pStyle w:val="ListBullet"/>
-        <w:numPr>
-          <w:ilvl w:val="0"/>
-          <w:numId w:val="7"/>
-        </w:numPr>
-        <w:rPr/>
-      </w:pPr>
-      <w:r>
-        <w:rPr/>
-        <w:t xml:space="preserve">[‘hip’, ’hip’] (array!) </w:t>
-      </w:r>
-    </w:p>
-    <w:p>
-      <w:pPr>
         <w:pStyle w:val="Normal"/>
         <w:rPr>
           <w:rStyle w:val="SubtleReference"/>
@@ -2182,7 +2179,7 @@
     <w:p>
       <w:pPr>
         <w:pStyle w:val="Heading2"/>
-        <w:jc w:val="start"/>
+        <w:jc w:val="both"/>
         <w:rPr>
           <w:b/>
           <w:bCs/>
@@ -2921,20 +2918,6 @@
       <w:r>
         <w:rPr/>
         <w:t>Managed gahan-corporation.com mail services using Postfix with Courier (IMAP) then migrating to Dovecot with Ansible, Docker, AWS ECS, and AWS Route53.</w:t>
-      </w:r>
-    </w:p>
-    <w:p>
-      <w:pPr>
-        <w:pStyle w:val="ListBullet"/>
-        <w:numPr>
-          <w:ilvl w:val="0"/>
-          <w:numId w:val="7"/>
-        </w:numPr>
-        <w:rPr/>
-      </w:pPr>
-      <w:r>
-        <w:rPr/>
-        <w:t>An SQL query walks into a bar, walks up to two tables and says, ‘do you mind if I join you?</w:t>
       </w:r>
     </w:p>
     <w:p>
@@ -3594,7 +3577,7 @@
 <w:ftr xmlns:o="urn:schemas-microsoft-com:office:office" xmlns:r="http://schemas.openxmlformats.org/officeDocument/2006/relationships" xmlns:v="urn:schemas-microsoft-com:vml" xmlns:w="http://schemas.openxmlformats.org/wordprocessingml/2006/main" xmlns:w10="urn:schemas-microsoft-com:office:word" xmlns:wp="http://schemas.openxmlformats.org/drawingml/2006/wordprocessingDrawing" xmlns:pic="http://schemas.openxmlformats.org/drawingml/2006/picture" xmlns:wps="http://schemas.microsoft.com/office/word/2010/wordprocessingShape" xmlns:wpg="http://schemas.microsoft.com/office/word/2010/wordprocessingGroup" xmlns:mc="http://schemas.openxmlformats.org/markup-compatibility/2006" xmlns:wp14="http://schemas.microsoft.com/office/word/2010/wordprocessingDrawing" xmlns:w14="http://schemas.microsoft.com/office/word/2010/wordml" xmlns:w15="http://schemas.microsoft.com/office/word/2012/wordml" mc:Ignorable="w14 wp14 w15">
   <w:p>
     <w:pPr>
-      <w:pStyle w:val="FooterLeftuser"/>
+      <w:pStyle w:val="FooterLeft"/>
       <w:rPr/>
     </w:pPr>
     <w:r>
@@ -3609,7 +3592,7 @@
 <w:ftr xmlns:o="urn:schemas-microsoft-com:office:office" xmlns:r="http://schemas.openxmlformats.org/officeDocument/2006/relationships" xmlns:v="urn:schemas-microsoft-com:vml" xmlns:w="http://schemas.openxmlformats.org/wordprocessingml/2006/main" xmlns:w10="urn:schemas-microsoft-com:office:word" xmlns:wp="http://schemas.openxmlformats.org/drawingml/2006/wordprocessingDrawing" xmlns:pic="http://schemas.openxmlformats.org/drawingml/2006/picture" xmlns:wps="http://schemas.microsoft.com/office/word/2010/wordprocessingShape" xmlns:wpg="http://schemas.microsoft.com/office/word/2010/wordprocessingGroup" xmlns:mc="http://schemas.openxmlformats.org/markup-compatibility/2006" xmlns:wp14="http://schemas.microsoft.com/office/word/2010/wordprocessingDrawing" xmlns:w14="http://schemas.microsoft.com/office/word/2010/wordml" xmlns:w15="http://schemas.microsoft.com/office/word/2012/wordml" mc:Ignorable="w14 wp14 w15">
   <w:p>
     <w:pPr>
-      <w:pStyle w:val="FooterLeftuser"/>
+      <w:pStyle w:val="FooterLeft"/>
       <w:rPr/>
     </w:pPr>
     <w:r>
@@ -5625,15 +5608,15 @@
     <w:qFormat/>
     <w:rPr/>
   </w:style>
-  <w:style w:type="character" w:styleId="Bullets">
-    <w:name w:val="Bullets"/>
+  <w:style w:type="character" w:styleId="Bulletsuser">
+    <w:name w:val="Bullets (user)"/>
     <w:qFormat/>
     <w:rPr>
       <w:rFonts w:ascii="OpenSymbol" w:hAnsi="OpenSymbol" w:eastAsia="OpenSymbol" w:cs="OpenSymbol"/>
     </w:rPr>
   </w:style>
-  <w:style w:type="character" w:styleId="Bulletsuser">
-    <w:name w:val="Bullets (user)"/>
+  <w:style w:type="character" w:styleId="Bullets">
+    <w:name w:val="Bullets"/>
     <w:qFormat/>
     <w:rPr>
       <w:rFonts w:ascii="OpenSymbol" w:hAnsi="OpenSymbol" w:eastAsia="OpenSymbol" w:cs="OpenSymbol"/>
@@ -5970,8 +5953,8 @@
       <w:rFonts w:ascii="times" w:hAnsi="times"/>
     </w:rPr>
   </w:style>
-  <w:style w:type="paragraph" w:styleId="FrameContents">
-    <w:name w:val="Frame Contents"/>
+  <w:style w:type="paragraph" w:styleId="FrameContentsuser">
+    <w:name w:val="Frame Contents (user)"/>
     <w:basedOn w:val="Normal"/>
     <w:qFormat/>
     <w:pPr/>
@@ -6007,8 +5990,8 @@
     </w:pPr>
     <w:rPr/>
   </w:style>
-  <w:style w:type="paragraph" w:styleId="FooterLeftuser">
-    <w:name w:val="Footer Left (user)"/>
+  <w:style w:type="paragraph" w:styleId="FooterLeft">
+    <w:name w:val="Footer Left"/>
     <w:basedOn w:val="Footer"/>
     <w:qFormat/>
     <w:pPr>
@@ -6032,8 +6015,8 @@
       <w:bCs/>
     </w:rPr>
   </w:style>
-  <w:style w:type="paragraph" w:styleId="FrameContentsuser">
-    <w:name w:val="Frame Contents (user)"/>
+  <w:style w:type="paragraph" w:styleId="FrameContents">
+    <w:name w:val="Frame Contents"/>
     <w:basedOn w:val="Normal"/>
     <w:qFormat/>
     <w:pPr/>
@@ -6076,8 +6059,8 @@
     <w:qFormat/>
     <w:rsid w:val="00512907"/>
   </w:style>
-  <w:style w:type="numbering" w:styleId="Bullet">
-    <w:name w:val="Bullet •"/>
+  <w:style w:type="numbering" w:styleId="Bulletuser">
+    <w:name w:val="Bullet • (user)"/>
     <w:qFormat/>
   </w:style>
   <w:style w:type="table" w:default="1" w:styleId="TableNormal">

--- a/_static/xander-harris.docx
+++ b/_static/xander-harris.docx
@@ -197,1256 +197,739 @@
     </w:p>
     <w:p>
       <w:pPr>
+        <w:pStyle w:val="Heading3"/>
+        <w:rPr/>
+      </w:pPr>
+      <w:r>
+        <w:rPr/>
+        <w:t>Automation</w:t>
+      </w:r>
+    </w:p>
+    <w:p>
+      <w:pPr>
+        <w:pStyle w:val="Heading3"/>
+        <w:spacing w:before="0" w:after="0"/>
+        <w:rPr>
+          <w:vanish/>
+          <w:specVanish/>
+        </w:rPr>
+      </w:pPr>
+      <w:r>
+        <w:rPr/>
+        <w:t>OSS</w:t>
+      </w:r>
+    </w:p>
+    <w:p>
+      <w:pPr>
+        <w:pStyle w:val="PreformattedText"/>
+        <w:rPr/>
+      </w:pPr>
+      <w:r/>
+      <w:r>
+        <w:rPr/>
+      </w:r>
+      <w:r>
+        <w:rPr/>
+        <w:t xml:space="preserve"> </w:t>
+      </w:r>
+      <w:r>
+        <w:rPr/>
+        <w:t>| Terraform, Ansible, Jenkins</w:t>
+      </w:r>
+    </w:p>
+    <w:p>
+      <w:pPr>
+        <w:pStyle w:val="Heading3"/>
+        <w:spacing w:before="0" w:after="0"/>
+        <w:rPr>
+          <w:vanish/>
+          <w:specVanish/>
+        </w:rPr>
+      </w:pPr>
+      <w:r>
+        <w:rPr/>
+        <w:t>Google Cloud</w:t>
+      </w:r>
+    </w:p>
+    <w:p>
+      <w:pPr>
+        <w:pStyle w:val="PreformattedText"/>
+        <w:rPr/>
+      </w:pPr>
+      <w:r/>
+      <w:r>
+        <w:rPr/>
+      </w:r>
+      <w:r>
+        <w:rPr/>
+        <w:t xml:space="preserve"> </w:t>
+      </w:r>
+      <w:r>
+        <w:rPr/>
+        <w:t>|GDM</w:t>
+      </w:r>
+    </w:p>
+    <w:p>
+      <w:pPr>
+        <w:pStyle w:val="Heading3"/>
+        <w:spacing w:before="0" w:after="0"/>
+        <w:rPr>
+          <w:vanish/>
+          <w:specVanish/>
+        </w:rPr>
+      </w:pPr>
+      <w:r>
+        <w:rPr/>
+        <w:t>AWS</w:t>
+      </w:r>
+    </w:p>
+    <w:p>
+      <w:pPr>
+        <w:pStyle w:val="PreformattedText"/>
+        <w:rPr/>
+      </w:pPr>
+      <w:r/>
+      <w:r>
+        <w:rPr/>
+      </w:r>
+      <w:r>
+        <w:rPr/>
+        <w:t xml:space="preserve"> </w:t>
+      </w:r>
+      <w:r>
+        <w:rPr/>
+        <w:t>| Cloud Formation, CDK</w:t>
+      </w:r>
+    </w:p>
+    <w:p>
+      <w:pPr>
+        <w:pStyle w:val="Heading3"/>
+        <w:rPr/>
+      </w:pPr>
+      <w:r>
+        <w:rPr/>
+        <w:t>Monitoring</w:t>
+      </w:r>
+    </w:p>
+    <w:p>
+      <w:pPr>
+        <w:pStyle w:val="Heading4"/>
+        <w:spacing w:before="0" w:after="0"/>
+        <w:rPr>
+          <w:vanish/>
+          <w:specVanish/>
+        </w:rPr>
+      </w:pPr>
+      <w:r>
+        <w:rPr/>
+        <w:t>OSS</w:t>
+      </w:r>
+    </w:p>
+    <w:p>
+      <w:pPr>
+        <w:pStyle w:val="PreformattedText"/>
+        <w:rPr/>
+      </w:pPr>
+      <w:r/>
+      <w:r>
+        <w:rPr/>
+      </w:r>
+      <w:r>
+        <w:rPr/>
+        <w:t xml:space="preserve"> </w:t>
+      </w:r>
+      <w:r>
+        <w:rPr/>
+        <w:t>| Prometheus, Grafana, Thanos, AlertManager, Loki</w:t>
+      </w:r>
+    </w:p>
+    <w:p>
+      <w:pPr>
+        <w:pStyle w:val="Heading4"/>
+        <w:spacing w:before="0" w:after="0"/>
+        <w:rPr>
+          <w:vanish/>
+          <w:specVanish/>
+        </w:rPr>
+      </w:pPr>
+      <w:r>
+        <w:rPr/>
+        <w:t>Monititoring as a Service</w:t>
+      </w:r>
+    </w:p>
+    <w:p>
+      <w:pPr>
+        <w:pStyle w:val="PreformattedText"/>
+        <w:rPr/>
+      </w:pPr>
+      <w:r/>
+      <w:r>
+        <w:rPr/>
+      </w:r>
+      <w:r>
+        <w:rPr/>
+        <w:t xml:space="preserve"> </w:t>
+      </w:r>
+      <w:r>
+        <w:rPr/>
+        <w:t>| NewRelic, DataDog, StackDriver, ServiceNow</w:t>
+      </w:r>
+    </w:p>
+    <w:p>
+      <w:pPr>
+        <w:pStyle w:val="Heading3"/>
+        <w:rPr/>
+      </w:pPr>
+      <w:r>
+        <w:rPr/>
+        <w:t>Networking</w:t>
+      </w:r>
+    </w:p>
+    <w:p>
+      <w:pPr>
+        <w:pStyle w:val="Heading4"/>
+        <w:spacing w:before="0" w:after="0"/>
+        <w:rPr>
+          <w:vanish/>
+          <w:specVanish/>
+        </w:rPr>
+      </w:pPr>
+      <w:r>
+        <w:rPr/>
+        <w:t xml:space="preserve">GCP/AWS </w:t>
+      </w:r>
+    </w:p>
+    <w:p>
+      <w:pPr>
+        <w:pStyle w:val="PreformattedText"/>
+        <w:rPr/>
+      </w:pPr>
+      <w:r/>
+      <w:r>
+        <w:rPr/>
+      </w:r>
+      <w:r>
+        <w:rPr/>
+        <w:t xml:space="preserve"> </w:t>
+      </w:r>
+      <w:r>
+        <w:rPr/>
+        <w:t>|</w:t>
+      </w:r>
+      <w:r>
+        <w:rPr/>
+        <w:t xml:space="preserve"> VPCs, Subnets, Security Groups, Firewalls</w:t>
+      </w:r>
+    </w:p>
+    <w:p>
+      <w:pPr>
+        <w:pStyle w:val="Heading4"/>
+        <w:spacing w:before="0" w:after="0"/>
+        <w:rPr>
+          <w:vanish/>
+          <w:specVanish/>
+        </w:rPr>
+      </w:pPr>
+      <w:r>
+        <w:rPr/>
+        <w:t>General</w:t>
+      </w:r>
+    </w:p>
+    <w:p>
+      <w:pPr>
+        <w:pStyle w:val="PreformattedText"/>
+        <w:rPr/>
+      </w:pPr>
+      <w:r/>
+      <w:r>
+        <w:rPr/>
+      </w:r>
+      <w:r>
+        <w:rPr/>
+        <w:t xml:space="preserve"> </w:t>
+      </w:r>
+      <w:r>
+        <w:rPr/>
+        <w:t>| TCP/IP, UDP, E2E Encryption</w:t>
+      </w:r>
+    </w:p>
+    <w:p>
+      <w:pPr>
+        <w:pStyle w:val="Heading3"/>
+        <w:rPr/>
+      </w:pPr>
+      <w:r>
+        <w:rPr/>
+        <w:t>Databases</w:t>
+      </w:r>
+    </w:p>
+    <w:p>
+      <w:pPr>
+        <w:pStyle w:val="Heading4"/>
+        <w:spacing w:before="0" w:after="0"/>
+        <w:rPr>
+          <w:vanish/>
+          <w:specVanish/>
+        </w:rPr>
+      </w:pPr>
+      <w:r>
+        <w:rPr/>
+        <w:t>Relational Databases</w:t>
+      </w:r>
+    </w:p>
+    <w:p>
+      <w:pPr>
+        <w:pStyle w:val="PreformattedText"/>
+        <w:rPr/>
+      </w:pPr>
+      <w:r/>
+      <w:r>
+        <w:rPr/>
+      </w:r>
+      <w:r>
+        <w:rPr/>
+        <w:t xml:space="preserve"> </w:t>
+      </w:r>
+      <w:r>
+        <w:rPr/>
+        <w:t>| PostgreSQL, MariaDB, MySQL, MSSQL</w:t>
+      </w:r>
+    </w:p>
+    <w:p>
+      <w:pPr>
+        <w:pStyle w:val="Heading4"/>
+        <w:spacing w:before="0" w:after="0"/>
+        <w:rPr>
+          <w:vanish/>
+          <w:specVanish/>
+        </w:rPr>
+      </w:pPr>
+      <w:r>
+        <w:rPr/>
+        <w:t>NoSQL/Big Data</w:t>
+      </w:r>
+    </w:p>
+    <w:p>
+      <w:pPr>
+        <w:pStyle w:val="PreformattedText"/>
+        <w:rPr/>
+      </w:pPr>
+      <w:r/>
+      <w:r>
+        <w:rPr/>
+      </w:r>
+      <w:r>
+        <w:rPr/>
+        <w:t xml:space="preserve"> </w:t>
+      </w:r>
+      <w:r>
+        <w:rPr/>
+        <w:t>| MongoDB, DynamoDB, Google Big Table, Google Big Query</w:t>
+      </w:r>
+    </w:p>
+    <w:p>
+      <w:pPr>
+        <w:pStyle w:val="Heading3"/>
+        <w:rPr/>
+      </w:pPr>
+      <w:r>
+        <w:rPr/>
+        <w:t>Languages</w:t>
+      </w:r>
+    </w:p>
+    <w:p>
+      <w:pPr>
+        <w:pStyle w:val="Heading4"/>
+        <w:spacing w:before="0" w:after="0"/>
+        <w:rPr>
+          <w:vanish/>
+          <w:specVanish/>
+        </w:rPr>
+      </w:pPr>
+      <w:r>
+        <w:rPr/>
+        <w:t>Programming</w:t>
+      </w:r>
+    </w:p>
+    <w:p>
+      <w:pPr>
+        <w:pStyle w:val="PreformattedText"/>
+        <w:rPr/>
+      </w:pPr>
+      <w:r/>
+      <w:r>
+        <w:rPr/>
+      </w:r>
+      <w:r>
+        <w:rPr/>
+        <w:t xml:space="preserve"> </w:t>
+      </w:r>
+      <w:r>
+        <w:rPr/>
+        <w:t>| Python, Go (Golang), C/C++, Java, JavaScript</w:t>
+      </w:r>
+    </w:p>
+    <w:p>
+      <w:pPr>
+        <w:pStyle w:val="Heading4"/>
+        <w:spacing w:before="0" w:after="0"/>
+        <w:rPr>
+          <w:vanish/>
+          <w:specVanish/>
+        </w:rPr>
+      </w:pPr>
+      <w:r>
+        <w:rPr/>
+        <w:t xml:space="preserve">Scripting </w:t>
+      </w:r>
+    </w:p>
+    <w:p>
+      <w:pPr>
+        <w:pStyle w:val="PreformattedText"/>
+        <w:rPr/>
+      </w:pPr>
+      <w:r/>
+      <w:r>
+        <w:rPr/>
+      </w:r>
+      <w:r>
+        <w:rPr/>
+        <w:t>| Shell, BASH, PowerShell, Nix</w:t>
+      </w:r>
+    </w:p>
+    <w:p>
+      <w:pPr>
+        <w:pStyle w:val="Heading4"/>
+        <w:spacing w:before="0" w:after="0"/>
+        <w:rPr>
+          <w:vanish/>
+          <w:specVanish/>
+        </w:rPr>
+      </w:pPr>
+      <w:r>
+        <w:rPr/>
+        <w:t>Markup</w:t>
+      </w:r>
+    </w:p>
+    <w:p>
+      <w:pPr>
+        <w:pStyle w:val="PreformattedText"/>
+        <w:rPr/>
+      </w:pPr>
+      <w:r/>
+      <w:r>
+        <w:rPr/>
+      </w:r>
+      <w:r>
+        <w:rPr/>
+        <w:t xml:space="preserve"> </w:t>
+      </w:r>
+      <w:r>
+        <w:rPr/>
+        <w:t>| Markdown, XML, HTML, YAML</w:t>
+      </w:r>
+    </w:p>
+    <w:p>
+      <w:pPr>
+        <w:pStyle w:val="PreformattedText"/>
+        <w:rPr/>
+      </w:pPr>
+      <w:r>
+        <w:rPr/>
+      </w:r>
+    </w:p>
+    <w:p>
+      <w:pPr>
+        <w:pStyle w:val="Heading3"/>
+        <w:rPr/>
+      </w:pPr>
+      <w:r>
+        <w:rPr/>
+        <w:t>Orchestration</w:t>
+      </w:r>
+    </w:p>
+    <w:p>
+      <w:pPr>
+        <w:pStyle w:val="Heading4"/>
+        <w:spacing w:before="0" w:after="0"/>
+        <w:rPr>
+          <w:vanish/>
+          <w:specVanish/>
+        </w:rPr>
+      </w:pPr>
+      <w:r>
+        <w:rPr/>
+        <w:t>Platforms</w:t>
+      </w:r>
+    </w:p>
+    <w:p>
+      <w:pPr>
+        <w:pStyle w:val="PreformattedText"/>
+        <w:rPr/>
+      </w:pPr>
+      <w:r/>
+      <w:r>
+        <w:rPr/>
+      </w:r>
+      <w:r>
+        <w:rPr/>
+        <w:t xml:space="preserve"> </w:t>
+      </w:r>
+      <w:r>
+        <w:rPr/>
+        <w:t>| Bare-metal Kubernetes, Managed Kubernetes, Docker Enterprise, Container D, CRI-O</w:t>
+      </w:r>
+    </w:p>
+    <w:p>
+      <w:pPr>
+        <w:pStyle w:val="Heading4"/>
+        <w:spacing w:before="0" w:after="0"/>
+        <w:rPr>
+          <w:vanish/>
+          <w:specVanish/>
+        </w:rPr>
+      </w:pPr>
+      <w:r>
+        <w:rPr/>
+        <w:t>GCP</w:t>
+      </w:r>
+    </w:p>
+    <w:p>
+      <w:pPr>
+        <w:pStyle w:val="PreformattedText"/>
+        <w:rPr/>
+      </w:pPr>
+      <w:r/>
+      <w:r>
+        <w:rPr/>
+      </w:r>
+      <w:r>
+        <w:rPr/>
+        <w:t xml:space="preserve"> </w:t>
+      </w:r>
+      <w:r>
+        <w:rPr/>
+        <w:t xml:space="preserve">| Google Kubernetes Engine (Google Kubernetes Engine), </w:t>
+      </w:r>
+      <w:r>
+        <w:rPr/>
+        <w:t>GCE (Google Compute Engine)</w:t>
+      </w:r>
+    </w:p>
+    <w:p>
+      <w:pPr>
+        <w:pStyle w:val="Heading4"/>
+        <w:spacing w:before="0" w:after="0"/>
+        <w:rPr>
+          <w:vanish/>
+          <w:specVanish/>
+        </w:rPr>
+      </w:pPr>
+      <w:r>
+        <w:rPr/>
+        <w:t>AWS</w:t>
+      </w:r>
+    </w:p>
+    <w:p>
+      <w:pPr>
+        <w:pStyle w:val="PreformattedText"/>
+        <w:rPr/>
+      </w:pPr>
+      <w:r/>
+      <w:r>
+        <w:rPr/>
+      </w:r>
+      <w:r>
+        <w:rPr/>
+        <w:t xml:space="preserve"> </w:t>
+      </w:r>
+      <w:r>
+        <w:rPr/>
+        <w:t xml:space="preserve">| Elastic Kubernetes Service (Elastic Kubernetes Service), </w:t>
+      </w:r>
+      <w:r>
+        <w:rPr/>
+        <w:t>ECS (Elastic Container Service), EC2 (Elastic Compute Cloud)</w:t>
+      </w:r>
+    </w:p>
+    <w:p>
+      <w:pPr>
+        <w:pStyle w:val="Heading3"/>
+        <w:rPr/>
+      </w:pPr>
+      <w:r>
+        <w:rPr/>
+        <w:t>CI/CD</w:t>
+      </w:r>
+    </w:p>
+    <w:p>
+      <w:pPr>
+        <w:pStyle w:val="Heading4"/>
+        <w:spacing w:before="0" w:after="0"/>
+        <w:rPr>
+          <w:vanish/>
+          <w:specVanish/>
+        </w:rPr>
+      </w:pPr>
+      <w:r>
+        <w:rPr/>
+        <w:t>Build/Delivery</w:t>
+      </w:r>
+    </w:p>
+    <w:p>
+      <w:pPr>
+        <w:pStyle w:val="PreformattedText"/>
+        <w:rPr/>
+      </w:pPr>
+      <w:r/>
+      <w:r>
+        <w:rPr/>
+      </w:r>
+      <w:r>
+        <w:rPr/>
+        <w:t xml:space="preserve"> </w:t>
+      </w:r>
+      <w:r>
+        <w:rPr/>
+        <w:t xml:space="preserve">| Jenkins, </w:t>
+      </w:r>
+      <w:r>
+        <w:rPr/>
+        <w:t>GitLab CI, CircleCI, ArgoCD, Travis CI</w:t>
+      </w:r>
+    </w:p>
+    <w:p>
+      <w:pPr>
+        <w:pStyle w:val="Heading4"/>
+        <w:spacing w:before="0" w:after="0"/>
+        <w:rPr>
+          <w:vanish/>
+          <w:specVanish/>
+        </w:rPr>
+      </w:pPr>
+      <w:r>
+        <w:rPr/>
+        <w:t>Quality</w:t>
+      </w:r>
+    </w:p>
+    <w:p>
+      <w:pPr>
+        <w:pStyle w:val="PreformattedText"/>
+        <w:rPr/>
+      </w:pPr>
+      <w:r/>
+      <w:r>
+        <w:rPr/>
+      </w:r>
+      <w:r>
+        <w:rPr/>
+        <w:t xml:space="preserve"> </w:t>
+      </w:r>
+      <w:r>
+        <w:rPr/>
+        <w:t>| SonarQube,</w:t>
+      </w:r>
+      <w:r>
+        <w:rPr/>
+        <w:t xml:space="preserve"> Code-Climate, CodeCov,</w:t>
+      </w:r>
+      <w:r>
+        <w:rPr/>
+        <w:t xml:space="preserve"> Coveralls.i</w:t>
+      </w:r>
+      <w:r>
+        <w:rPr/>
+        <w:t>o</w:t>
+      </w:r>
+    </w:p>
+    <w:p>
+      <w:pPr>
+        <w:pStyle w:val="Heading3"/>
+        <w:rPr/>
+      </w:pPr>
+      <w:r>
+        <w:rPr/>
+        <w:t>Software Development Life Cycle</w:t>
+      </w:r>
+    </w:p>
+    <w:p>
+      <w:pPr>
+        <w:pStyle w:val="Heading4"/>
+        <w:spacing w:before="0" w:after="0"/>
+        <w:rPr>
+          <w:vanish/>
+          <w:specVanish/>
+        </w:rPr>
+      </w:pPr>
+      <w:r>
+        <w:rPr/>
+        <w:t>Agile</w:t>
+      </w:r>
+    </w:p>
+    <w:p>
+      <w:pPr>
+        <w:pStyle w:val="PreformattedText"/>
+        <w:rPr/>
+      </w:pPr>
+      <w:r/>
+      <w:r>
+        <w:rPr/>
+      </w:r>
+      <w:r>
+        <w:rPr/>
+        <w:t xml:space="preserve"> </w:t>
+      </w:r>
+      <w:r>
+        <w:rPr/>
+        <w:t xml:space="preserve">| SCRUM, </w:t>
+      </w:r>
+      <w:r>
+        <w:rPr/>
+        <w:t>Branching Models</w:t>
+      </w:r>
+    </w:p>
+    <w:p>
+      <w:pPr>
+        <w:pStyle w:val="Heading4"/>
+        <w:spacing w:before="0" w:after="0"/>
+        <w:rPr>
+          <w:vanish/>
+          <w:specVanish/>
+        </w:rPr>
+      </w:pPr>
+      <w:r>
+        <w:rPr/>
+        <w:t>Waterfall</w:t>
+      </w:r>
+    </w:p>
+    <w:p>
+      <w:pPr>
+        <w:pStyle w:val="PreformattedText"/>
+        <w:rPr/>
+      </w:pPr>
+      <w:r/>
+      <w:r>
+        <w:rPr/>
+      </w:r>
+      <w:r>
+        <w:rPr/>
+        <w:t xml:space="preserve"> </w:t>
+      </w:r>
+      <w:r>
+        <w:rPr/>
+        <w:t xml:space="preserve">| Semantic Versioning, </w:t>
+      </w:r>
+      <w:r>
+        <w:rPr/>
+        <w:t>Release Cycles, Commit Cycles</w:t>
+      </w:r>
+    </w:p>
+    <w:p>
+      <w:pPr>
         <w:sectPr>
           <w:type w:val="continuous"/>
           <w:pgSz w:w="12240" w:h="15840"/>
           <w:pgMar w:left="1440" w:right="1440" w:gutter="0" w:header="0" w:top="1440" w:footer="1440" w:bottom="1642"/>
-          <w:formProt w:val="false"/>
-          <w:textDirection w:val="lrTb"/>
-          <w:docGrid w:type="default" w:linePitch="360" w:charSpace="0"/>
-        </w:sectPr>
-      </w:pPr>
-    </w:p>
-    <w:p>
-      <w:pPr>
-        <w:pStyle w:val="Heading3"/>
-        <w:keepNext w:val="true"/>
-        <w:keepLines/>
-        <w:widowControl/>
-        <w:suppressAutoHyphens w:val="true"/>
-        <w:bidi w:val="0"/>
-        <w:spacing w:before="0" w:after="0"/>
-        <w:rPr>
-          <w:rFonts w:ascii="Times New Roman" w:hAnsi="Times New Roman" w:eastAsia="" w:cs="Times New Roman" w:eastAsiaTheme="majorEastAsia"/>
-          <w:b/>
-          <w:bCs/>
-          <w:caps w:val="false"/>
-          <w:smallCaps w:val="false"/>
-          <w:color w:themeColor="accent1" w:val="4A66AC"/>
-          <w:kern w:val="2"/>
-          <w:sz w:val="18"/>
-          <w:szCs w:val="21"/>
-          <w:lang w:val="en-US" w:eastAsia="en-US" w:bidi="ar-SA"/>
-        </w:rPr>
-      </w:pPr>
-      <w:r>
-        <w:rPr>
-          <w:rFonts w:eastAsia="" w:cs="Times New Roman" w:eastAsiaTheme="majorEastAsia"/>
-          <w:b/>
-          <w:bCs/>
-          <w:caps w:val="false"/>
-          <w:smallCaps w:val="false"/>
-          <w:color w:themeColor="accent1" w:val="4A66AC"/>
-          <w:kern w:val="2"/>
-          <w:sz w:val="18"/>
-          <w:szCs w:val="21"/>
-          <w:lang w:val="en-US" w:eastAsia="en-US" w:bidi="ar-SA"/>
-        </w:rPr>
-        <w:t>Automation</w:t>
-      </w:r>
-    </w:p>
-    <w:p>
-      <w:pPr>
-        <w:pStyle w:val="Heading4"/>
-        <w:jc w:val="center"/>
-        <w:rPr/>
-      </w:pPr>
-      <w:r>
-        <w:rPr/>
-        <w:t>OSS</w:t>
-      </w:r>
-    </w:p>
-    <w:p>
-      <w:pPr>
-        <w:pStyle w:val="ListBullet2"/>
-        <w:numPr>
-          <w:ilvl w:val="0"/>
-          <w:numId w:val="6"/>
-        </w:numPr>
-        <w:rPr/>
-      </w:pPr>
-      <w:r>
-        <w:rPr/>
-        <w:t>Terraform</w:t>
-      </w:r>
-    </w:p>
-    <w:p>
-      <w:pPr>
-        <w:pStyle w:val="ListBullet2"/>
-        <w:numPr>
-          <w:ilvl w:val="0"/>
-          <w:numId w:val="6"/>
-        </w:numPr>
-        <w:rPr/>
-      </w:pPr>
-      <w:r>
-        <w:rPr/>
-        <w:t>Ansible</w:t>
-      </w:r>
-    </w:p>
-    <w:p>
-      <w:pPr>
-        <w:pStyle w:val="ListBullet2"/>
-        <w:numPr>
-          <w:ilvl w:val="0"/>
-          <w:numId w:val="6"/>
-        </w:numPr>
-        <w:rPr/>
-      </w:pPr>
-      <w:r>
-        <w:rPr/>
-        <w:t>Jenkins</w:t>
-      </w:r>
-    </w:p>
-    <w:p>
-      <w:pPr>
-        <w:pStyle w:val="Heading4"/>
-        <w:jc w:val="center"/>
-        <w:rPr/>
-      </w:pPr>
-      <w:r>
-        <w:rPr/>
-        <w:t>Google Cloud</w:t>
-      </w:r>
-    </w:p>
-    <w:p>
-      <w:pPr>
-        <w:pStyle w:val="ListBullet2"/>
-        <w:numPr>
-          <w:ilvl w:val="0"/>
-          <w:numId w:val="6"/>
-        </w:numPr>
-        <w:rPr/>
-      </w:pPr>
-      <w:r>
-        <w:rPr/>
-        <w:t>GDM</w:t>
-      </w:r>
-    </w:p>
-    <w:p>
-      <w:pPr>
-        <w:pStyle w:val="Heading4"/>
-        <w:jc w:val="center"/>
-        <w:rPr/>
-      </w:pPr>
-      <w:r>
-        <w:rPr/>
-        <w:t>AWS</w:t>
-      </w:r>
-    </w:p>
-    <w:p>
-      <w:pPr>
-        <w:pStyle w:val="ListBullet2"/>
-        <w:numPr>
-          <w:ilvl w:val="0"/>
-          <w:numId w:val="6"/>
-        </w:numPr>
-        <w:rPr/>
-      </w:pPr>
-      <w:r>
-        <w:rPr/>
-        <w:t>Cloud Formation</w:t>
-      </w:r>
-    </w:p>
-    <w:p>
-      <w:pPr>
-        <w:pStyle w:val="Heading3"/>
-        <w:rPr/>
-      </w:pPr>
-      <w:r>
-        <w:rPr/>
-        <w:t>Monitoring</w:t>
-      </w:r>
-    </w:p>
-    <w:p>
-      <w:pPr>
-        <w:pStyle w:val="Heading4"/>
-        <w:jc w:val="center"/>
-        <w:rPr/>
-      </w:pPr>
-      <w:r>
-        <w:rPr/>
-        <w:t>OSS</w:t>
-      </w:r>
-    </w:p>
-    <w:p>
-      <w:pPr>
-        <w:pStyle w:val="ListBullet2"/>
-        <w:numPr>
-          <w:ilvl w:val="0"/>
-          <w:numId w:val="6"/>
-        </w:numPr>
-        <w:rPr/>
-      </w:pPr>
-      <w:r>
-        <w:rPr/>
-        <w:t>Prometheus</w:t>
-      </w:r>
-    </w:p>
-    <w:p>
-      <w:pPr>
-        <w:pStyle w:val="ListBullet2"/>
-        <w:numPr>
-          <w:ilvl w:val="0"/>
-          <w:numId w:val="6"/>
-        </w:numPr>
-        <w:rPr/>
-      </w:pPr>
-      <w:r>
-        <w:rPr/>
-        <w:t>Grafana</w:t>
-      </w:r>
-    </w:p>
-    <w:p>
-      <w:pPr>
-        <w:pStyle w:val="ListBullet2"/>
-        <w:numPr>
-          <w:ilvl w:val="0"/>
-          <w:numId w:val="6"/>
-        </w:numPr>
-        <w:rPr/>
-      </w:pPr>
-      <w:r>
-        <w:rPr/>
-        <w:t>Thanos</w:t>
-      </w:r>
-    </w:p>
-    <w:p>
-      <w:pPr>
-        <w:pStyle w:val="ListBullet2"/>
-        <w:numPr>
-          <w:ilvl w:val="0"/>
-          <w:numId w:val="6"/>
-        </w:numPr>
-        <w:rPr/>
-      </w:pPr>
-      <w:r>
-        <w:rPr/>
-        <w:t>AlertManager</w:t>
-      </w:r>
-    </w:p>
-    <w:p>
-      <w:pPr>
-        <w:pStyle w:val="ListBullet2"/>
-        <w:numPr>
-          <w:ilvl w:val="0"/>
-          <w:numId w:val="6"/>
-        </w:numPr>
-        <w:rPr/>
-      </w:pPr>
-      <w:r>
-        <w:rPr/>
-        <w:t>Loki</w:t>
-      </w:r>
-    </w:p>
-    <w:p>
-      <w:pPr>
-        <w:pStyle w:val="Heading4"/>
-        <w:jc w:val="center"/>
-        <w:rPr/>
-      </w:pPr>
-      <w:r>
-        <w:rPr/>
-        <w:t>Monitoring</w:t>
-      </w:r>
-    </w:p>
-    <w:p>
-      <w:pPr>
-        <w:pStyle w:val="ListBullet2"/>
-        <w:numPr>
-          <w:ilvl w:val="0"/>
-          <w:numId w:val="6"/>
-        </w:numPr>
-        <w:rPr/>
-      </w:pPr>
-      <w:r>
-        <w:rPr/>
-        <w:t>NewRelic</w:t>
-      </w:r>
-    </w:p>
-    <w:p>
-      <w:pPr>
-        <w:pStyle w:val="ListBullet2"/>
-        <w:numPr>
-          <w:ilvl w:val="0"/>
-          <w:numId w:val="6"/>
-        </w:numPr>
-        <w:rPr/>
-      </w:pPr>
-      <w:r>
-        <w:rPr/>
-        <w:t>DataDog</w:t>
-      </w:r>
-    </w:p>
-    <w:p>
-      <w:pPr>
-        <w:pStyle w:val="ListBullet2"/>
-        <w:numPr>
-          <w:ilvl w:val="0"/>
-          <w:numId w:val="6"/>
-        </w:numPr>
-        <w:rPr/>
-      </w:pPr>
-      <w:r>
-        <w:rPr/>
-        <w:t>StackDriver</w:t>
-      </w:r>
-    </w:p>
-    <w:p>
-      <w:pPr>
-        <w:pStyle w:val="ListBullet2"/>
-        <w:numPr>
-          <w:ilvl w:val="0"/>
-          <w:numId w:val="6"/>
-        </w:numPr>
-        <w:rPr/>
-      </w:pPr>
-      <w:r>
-        <w:rPr/>
-        <w:t>ServiceNow</w:t>
-      </w:r>
-    </w:p>
-    <w:p>
-      <w:pPr>
-        <w:pStyle w:val="Heading3"/>
-        <w:rPr/>
-      </w:pPr>
-      <w:r>
-        <w:rPr/>
-        <w:t>Networking</w:t>
-      </w:r>
-    </w:p>
-    <w:p>
-      <w:pPr>
-        <w:pStyle w:val="Heading4"/>
-        <w:jc w:val="center"/>
-        <w:rPr/>
-      </w:pPr>
-      <w:r>
-        <w:rPr/>
-        <w:t>GCP/AWS</w:t>
-      </w:r>
-    </w:p>
-    <w:p>
-      <w:pPr>
-        <w:pStyle w:val="ListBullet2"/>
-        <w:numPr>
-          <w:ilvl w:val="0"/>
-          <w:numId w:val="6"/>
-        </w:numPr>
-        <w:rPr/>
-      </w:pPr>
-      <w:r>
-        <w:rPr/>
-        <w:t>VPCs</w:t>
-      </w:r>
-    </w:p>
-    <w:p>
-      <w:pPr>
-        <w:pStyle w:val="ListBullet2"/>
-        <w:numPr>
-          <w:ilvl w:val="0"/>
-          <w:numId w:val="6"/>
-        </w:numPr>
-        <w:rPr/>
-      </w:pPr>
-      <w:r>
-        <w:rPr/>
-        <w:t>Subnets</w:t>
-      </w:r>
-    </w:p>
-    <w:p>
-      <w:pPr>
-        <w:pStyle w:val="ListBullet2"/>
-        <w:numPr>
-          <w:ilvl w:val="0"/>
-          <w:numId w:val="6"/>
-        </w:numPr>
-        <w:rPr/>
-      </w:pPr>
-      <w:r>
-        <w:rPr/>
-        <w:t>Security Groups</w:t>
-      </w:r>
-    </w:p>
-    <w:p>
-      <w:pPr>
-        <w:pStyle w:val="ListBullet2"/>
-        <w:numPr>
-          <w:ilvl w:val="0"/>
-          <w:numId w:val="6"/>
-        </w:numPr>
-        <w:rPr/>
-      </w:pPr>
-      <w:r>
-        <w:rPr/>
-        <w:t>Firewalls</w:t>
-      </w:r>
-    </w:p>
-    <w:p>
-      <w:pPr>
-        <w:pStyle w:val="Heading4"/>
-        <w:jc w:val="center"/>
-        <w:rPr>
-          <w:rFonts w:eastAsia="Calibri" w:cs="Courier New" w:eastAsiaTheme="minorHAnsi"/>
-          <w:sz w:val="24"/>
-        </w:rPr>
-      </w:pPr>
-      <w:r>
-        <w:rPr/>
-        <w:t>General</w:t>
-      </w:r>
-    </w:p>
-    <w:p>
-      <w:pPr>
-        <w:pStyle w:val="ListBullet2"/>
-        <w:numPr>
-          <w:ilvl w:val="0"/>
-          <w:numId w:val="6"/>
-        </w:numPr>
-        <w:rPr/>
-      </w:pPr>
-      <w:r>
-        <w:rPr/>
-        <w:t>TCP/IP</w:t>
-      </w:r>
-    </w:p>
-    <w:p>
-      <w:pPr>
-        <w:pStyle w:val="ListBullet2"/>
-        <w:numPr>
-          <w:ilvl w:val="0"/>
-          <w:numId w:val="6"/>
-        </w:numPr>
-        <w:rPr/>
-      </w:pPr>
-      <w:r>
-        <w:rPr/>
-        <w:t>UDP</w:t>
-      </w:r>
-    </w:p>
-    <w:p>
-      <w:pPr>
-        <w:pStyle w:val="ListBullet2"/>
-        <w:numPr>
-          <w:ilvl w:val="0"/>
-          <w:numId w:val="6"/>
-        </w:numPr>
-        <w:rPr/>
-      </w:pPr>
-      <w:r>
-        <w:rPr/>
-        <w:t>E2E Encryption</w:t>
-      </w:r>
-    </w:p>
-    <w:p>
-      <w:pPr>
-        <w:pStyle w:val="Heading3"/>
-        <w:spacing w:before="0" w:after="0"/>
-        <w:rPr/>
-      </w:pPr>
-      <w:r>
-        <w:br w:type="column"/>
-      </w:r>
-      <w:r>
-        <w:rPr/>
-        <w:t>Databases</w:t>
-      </w:r>
-    </w:p>
-    <w:p>
-      <w:pPr>
-        <w:pStyle w:val="Heading4"/>
-        <w:jc w:val="center"/>
-        <w:rPr/>
-      </w:pPr>
-      <w:r>
-        <w:rPr/>
-        <w:t>Relational Databases</w:t>
-      </w:r>
-    </w:p>
-    <w:p>
-      <w:pPr>
-        <w:pStyle w:val="ListBullet2"/>
-        <w:numPr>
-          <w:ilvl w:val="0"/>
-          <w:numId w:val="6"/>
-        </w:numPr>
-        <w:rPr/>
-      </w:pPr>
-      <w:r>
-        <w:rPr/>
-        <w:t>PostgreSQL</w:t>
-      </w:r>
-    </w:p>
-    <w:p>
-      <w:pPr>
-        <w:pStyle w:val="ListBullet2"/>
-        <w:numPr>
-          <w:ilvl w:val="0"/>
-          <w:numId w:val="6"/>
-        </w:numPr>
-        <w:rPr/>
-      </w:pPr>
-      <w:r>
-        <w:rPr/>
-        <w:t>MariaDB</w:t>
-      </w:r>
-    </w:p>
-    <w:p>
-      <w:pPr>
-        <w:pStyle w:val="ListBullet2"/>
-        <w:numPr>
-          <w:ilvl w:val="0"/>
-          <w:numId w:val="6"/>
-        </w:numPr>
-        <w:rPr/>
-      </w:pPr>
-      <w:r>
-        <w:rPr/>
-        <w:t>MySQL</w:t>
-      </w:r>
-    </w:p>
-    <w:p>
-      <w:pPr>
-        <w:pStyle w:val="ListBullet2"/>
-        <w:numPr>
-          <w:ilvl w:val="0"/>
-          <w:numId w:val="6"/>
-        </w:numPr>
-        <w:rPr/>
-      </w:pPr>
-      <w:r>
-        <w:rPr/>
-        <w:t>MSSQL</w:t>
-      </w:r>
-    </w:p>
-    <w:p>
-      <w:pPr>
-        <w:pStyle w:val="Heading4"/>
-        <w:jc w:val="center"/>
-        <w:rPr/>
-      </w:pPr>
-      <w:r>
-        <w:rPr/>
-        <w:t>NoSQL/Big Data</w:t>
-      </w:r>
-    </w:p>
-    <w:p>
-      <w:pPr>
-        <w:pStyle w:val="ListBullet2"/>
-        <w:numPr>
-          <w:ilvl w:val="0"/>
-          <w:numId w:val="6"/>
-        </w:numPr>
-        <w:rPr/>
-      </w:pPr>
-      <w:r>
-        <w:rPr/>
-        <w:t>MongoDB</w:t>
-      </w:r>
-    </w:p>
-    <w:p>
-      <w:pPr>
-        <w:pStyle w:val="ListBullet2"/>
-        <w:numPr>
-          <w:ilvl w:val="0"/>
-          <w:numId w:val="6"/>
-        </w:numPr>
-        <w:rPr/>
-      </w:pPr>
-      <w:r>
-        <w:rPr/>
-        <w:t>DynamoDB</w:t>
-      </w:r>
-    </w:p>
-    <w:p>
-      <w:pPr>
-        <w:pStyle w:val="ListBullet2"/>
-        <w:numPr>
-          <w:ilvl w:val="0"/>
-          <w:numId w:val="6"/>
-        </w:numPr>
-        <w:rPr/>
-      </w:pPr>
-      <w:r>
-        <w:rPr/>
-        <w:t>Google Big Table</w:t>
-      </w:r>
-    </w:p>
-    <w:p>
-      <w:pPr>
-        <w:pStyle w:val="ListBullet2"/>
-        <w:numPr>
-          <w:ilvl w:val="0"/>
-          <w:numId w:val="6"/>
-        </w:numPr>
-        <w:rPr/>
-      </w:pPr>
-      <w:r>
-        <w:rPr/>
-        <w:t>Google Big Query</w:t>
-      </w:r>
-    </w:p>
-    <w:p>
-      <w:pPr>
-        <w:pStyle w:val="Heading3"/>
-        <w:rPr>
-          <w:szCs w:val="16"/>
-        </w:rPr>
-      </w:pPr>
-      <w:r>
-        <w:rPr/>
-        <w:t>Languages</w:t>
-      </w:r>
-    </w:p>
-    <w:p>
-      <w:pPr>
-        <w:pStyle w:val="Heading4"/>
-        <w:jc w:val="center"/>
-        <w:rPr/>
-      </w:pPr>
-      <w:r>
-        <w:rPr/>
-        <w:t>Programming</w:t>
-      </w:r>
-    </w:p>
-    <w:p>
-      <w:pPr>
-        <w:pStyle w:val="ListBullet2"/>
-        <w:numPr>
-          <w:ilvl w:val="0"/>
-          <w:numId w:val="6"/>
-        </w:numPr>
-        <w:rPr/>
-      </w:pPr>
-      <w:r>
-        <w:rPr/>
-        <w:t>Python</w:t>
-      </w:r>
-    </w:p>
-    <w:p>
-      <w:pPr>
-        <w:pStyle w:val="ListBullet2"/>
-        <w:numPr>
-          <w:ilvl w:val="0"/>
-          <w:numId w:val="6"/>
-        </w:numPr>
-        <w:rPr/>
-      </w:pPr>
-      <w:r>
-        <w:rPr/>
-        <w:t>Go (Golang)</w:t>
-      </w:r>
-    </w:p>
-    <w:p>
-      <w:pPr>
-        <w:pStyle w:val="ListBullet2"/>
-        <w:numPr>
-          <w:ilvl w:val="0"/>
-          <w:numId w:val="6"/>
-        </w:numPr>
-        <w:rPr/>
-      </w:pPr>
-      <w:r>
-        <w:rPr/>
-        <w:t>C</w:t>
-      </w:r>
-    </w:p>
-    <w:p>
-      <w:pPr>
-        <w:pStyle w:val="ListBullet2"/>
-        <w:numPr>
-          <w:ilvl w:val="0"/>
-          <w:numId w:val="6"/>
-        </w:numPr>
-        <w:rPr/>
-      </w:pPr>
-      <w:r>
-        <w:rPr/>
-        <w:t>Java</w:t>
-      </w:r>
-    </w:p>
-    <w:p>
-      <w:pPr>
-        <w:pStyle w:val="ListBullet2"/>
-        <w:numPr>
-          <w:ilvl w:val="0"/>
-          <w:numId w:val="6"/>
-        </w:numPr>
-        <w:rPr/>
-      </w:pPr>
-      <w:r>
-        <w:rPr/>
-        <w:t>JavaScript</w:t>
-      </w:r>
-    </w:p>
-    <w:p>
-      <w:pPr>
-        <w:pStyle w:val="Heading4"/>
-        <w:jc w:val="center"/>
-        <w:rPr/>
-      </w:pPr>
-      <w:r>
-        <w:rPr/>
-        <w:t>Scripting</w:t>
-      </w:r>
-    </w:p>
-    <w:p>
-      <w:pPr>
-        <w:pStyle w:val="ListBullet2"/>
-        <w:numPr>
-          <w:ilvl w:val="0"/>
-          <w:numId w:val="6"/>
-        </w:numPr>
-        <w:rPr/>
-      </w:pPr>
-      <w:r>
-        <w:rPr/>
-        <w:t>Shell</w:t>
-      </w:r>
-    </w:p>
-    <w:p>
-      <w:pPr>
-        <w:pStyle w:val="ListBullet2"/>
-        <w:numPr>
-          <w:ilvl w:val="0"/>
-          <w:numId w:val="6"/>
-        </w:numPr>
-        <w:rPr/>
-      </w:pPr>
-      <w:r>
-        <w:rPr/>
-        <w:t>BASH</w:t>
-      </w:r>
-    </w:p>
-    <w:p>
-      <w:pPr>
-        <w:pStyle w:val="ListBullet2"/>
-        <w:numPr>
-          <w:ilvl w:val="0"/>
-          <w:numId w:val="6"/>
-        </w:numPr>
-        <w:rPr/>
-      </w:pPr>
-      <w:r>
-        <w:rPr/>
-        <w:t>PowerShell</w:t>
-      </w:r>
-    </w:p>
-    <w:p>
-      <w:pPr>
-        <w:pStyle w:val="ListBullet2"/>
-        <w:numPr>
-          <w:ilvl w:val="0"/>
-          <w:numId w:val="6"/>
-        </w:numPr>
-        <w:rPr/>
-      </w:pPr>
-      <w:r>
-        <w:rPr/>
-        <w:t>Nix</w:t>
-      </w:r>
-    </w:p>
-    <w:p>
-      <w:pPr>
-        <w:pStyle w:val="Heading4"/>
-        <w:jc w:val="center"/>
-        <w:rPr/>
-      </w:pPr>
-      <w:r>
-        <w:rPr/>
-        <w:t>Markup</w:t>
-      </w:r>
-    </w:p>
-    <w:p>
-      <w:pPr>
-        <w:pStyle w:val="ListBullet2"/>
-        <w:numPr>
-          <w:ilvl w:val="0"/>
-          <w:numId w:val="6"/>
-        </w:numPr>
-        <w:rPr/>
-      </w:pPr>
-      <w:r>
-        <w:rPr/>
-        <w:t>Markdown</w:t>
-      </w:r>
-    </w:p>
-    <w:p>
-      <w:pPr>
-        <w:pStyle w:val="ListBullet2"/>
-        <w:numPr>
-          <w:ilvl w:val="0"/>
-          <w:numId w:val="6"/>
-        </w:numPr>
-        <w:rPr/>
-      </w:pPr>
-      <w:r>
-        <w:rPr/>
-        <w:t>XML</w:t>
-      </w:r>
-    </w:p>
-    <w:p>
-      <w:pPr>
-        <w:pStyle w:val="ListBullet2"/>
-        <w:numPr>
-          <w:ilvl w:val="0"/>
-          <w:numId w:val="6"/>
-        </w:numPr>
-        <w:rPr/>
-      </w:pPr>
-      <w:r>
-        <w:rPr/>
-        <w:t>HTML</w:t>
-      </w:r>
-    </w:p>
-    <w:p>
-      <w:pPr>
-        <w:pStyle w:val="ListBullet2"/>
-        <w:numPr>
-          <w:ilvl w:val="0"/>
-          <w:numId w:val="6"/>
-        </w:numPr>
-        <w:rPr/>
-      </w:pPr>
-      <w:r>
-        <w:rPr/>
-        <w:t>YAML</w:t>
-      </w:r>
-    </w:p>
-    <w:p>
-      <w:pPr>
-        <w:pStyle w:val="Heading3"/>
-        <w:spacing w:before="0" w:after="0"/>
-        <w:rPr/>
-      </w:pPr>
-      <w:r>
-        <w:br w:type="column"/>
-      </w:r>
-      <w:r>
-        <w:rPr/>
-        <w:t>Orchestration</w:t>
-      </w:r>
-    </w:p>
-    <w:p>
-      <w:pPr>
-        <w:pStyle w:val="Heading4"/>
-        <w:rPr/>
-      </w:pPr>
-      <w:r>
-        <w:rPr/>
-        <w:t>Platforms</w:t>
-      </w:r>
-    </w:p>
-    <w:p>
-      <w:pPr>
-        <w:pStyle w:val="ListBullet2"/>
-        <w:numPr>
-          <w:ilvl w:val="0"/>
-          <w:numId w:val="6"/>
-        </w:numPr>
-        <w:rPr/>
-      </w:pPr>
-      <w:r>
-        <w:rPr/>
-        <w:t>Bare-metal Kubernetes</w:t>
-      </w:r>
-    </w:p>
-    <w:p>
-      <w:pPr>
-        <w:pStyle w:val="ListBullet2"/>
-        <w:numPr>
-          <w:ilvl w:val="0"/>
-          <w:numId w:val="6"/>
-        </w:numPr>
-        <w:rPr/>
-      </w:pPr>
-      <w:r>
-        <w:rPr/>
-        <w:t>Managed Kubernetes</w:t>
-      </w:r>
-    </w:p>
-    <w:p>
-      <w:pPr>
-        <w:pStyle w:val="ListBullet2"/>
-        <w:numPr>
-          <w:ilvl w:val="0"/>
-          <w:numId w:val="6"/>
-        </w:numPr>
-        <w:rPr/>
-      </w:pPr>
-      <w:r>
-        <w:rPr/>
-        <w:t>Docker Enterprise</w:t>
-      </w:r>
-    </w:p>
-    <w:p>
-      <w:pPr>
-        <w:pStyle w:val="ListBullet2"/>
-        <w:numPr>
-          <w:ilvl w:val="0"/>
-          <w:numId w:val="6"/>
-        </w:numPr>
-        <w:rPr/>
-      </w:pPr>
-      <w:r>
-        <w:rPr/>
-        <w:t>Container D</w:t>
-      </w:r>
-    </w:p>
-    <w:p>
-      <w:pPr>
-        <w:pStyle w:val="ListBullet2"/>
-        <w:numPr>
-          <w:ilvl w:val="0"/>
-          <w:numId w:val="6"/>
-        </w:numPr>
-        <w:rPr/>
-      </w:pPr>
-      <w:r>
-        <w:rPr/>
-        <w:t>CRI-O</w:t>
-      </w:r>
-    </w:p>
-    <w:p>
-      <w:pPr>
-        <w:pStyle w:val="Heading4"/>
-        <w:rPr/>
-      </w:pPr>
-      <w:r>
-        <w:rPr/>
-        <w:t>GCP</w:t>
-      </w:r>
-    </w:p>
-    <w:p>
-      <w:pPr>
-        <w:pStyle w:val="ListBullet2"/>
-        <w:numPr>
-          <w:ilvl w:val="0"/>
-          <w:numId w:val="6"/>
-        </w:numPr>
-        <w:rPr/>
-      </w:pPr>
-      <w:r>
-        <w:rPr/>
-        <w:t>Google Kubernetes Engine (Google Kubernetes Engine)</w:t>
-      </w:r>
-    </w:p>
-    <w:p>
-      <w:pPr>
-        <w:pStyle w:val="ListBullet2"/>
-        <w:numPr>
-          <w:ilvl w:val="0"/>
-          <w:numId w:val="6"/>
-        </w:numPr>
-        <w:rPr/>
-      </w:pPr>
-      <w:r>
-        <w:rPr/>
-        <w:t>GCE (Google Compute Engine)</w:t>
-      </w:r>
-    </w:p>
-    <w:p>
-      <w:pPr>
-        <w:pStyle w:val="Heading4"/>
-        <w:rPr/>
-      </w:pPr>
-      <w:r>
-        <w:rPr/>
-        <w:t>AWS</w:t>
-      </w:r>
-    </w:p>
-    <w:p>
-      <w:pPr>
-        <w:pStyle w:val="ListBullet2"/>
-        <w:numPr>
-          <w:ilvl w:val="0"/>
-          <w:numId w:val="6"/>
-        </w:numPr>
-        <w:rPr/>
-      </w:pPr>
-      <w:r>
-        <w:rPr/>
-        <w:t>Elastic Kubernetes Service (Elastic Kubernetes Service)</w:t>
-      </w:r>
-    </w:p>
-    <w:p>
-      <w:pPr>
-        <w:pStyle w:val="ListBullet2"/>
-        <w:numPr>
-          <w:ilvl w:val="0"/>
-          <w:numId w:val="6"/>
-        </w:numPr>
-        <w:rPr/>
-      </w:pPr>
-      <w:r>
-        <w:rPr/>
-        <w:t>ECS (Elastic Container Service)</w:t>
-      </w:r>
-    </w:p>
-    <w:p>
-      <w:pPr>
-        <w:pStyle w:val="ListBullet2"/>
-        <w:numPr>
-          <w:ilvl w:val="0"/>
-          <w:numId w:val="6"/>
-        </w:numPr>
-        <w:rPr/>
-      </w:pPr>
-      <w:r>
-        <w:rPr/>
-        <w:t>EC2 (Elastic Compute Cloud)</w:t>
-      </w:r>
-    </w:p>
-    <w:p>
-      <w:pPr>
-        <w:pStyle w:val="Heading3"/>
-        <w:rPr/>
-      </w:pPr>
-      <w:r>
-        <w:rPr/>
-        <w:t>CI/CD</w:t>
-      </w:r>
-    </w:p>
-    <w:p>
-      <w:pPr>
-        <w:pStyle w:val="Heading4"/>
-        <w:rPr/>
-      </w:pPr>
-      <w:r>
-        <w:rPr/>
-        <w:t>Build/Delivery</w:t>
-      </w:r>
-    </w:p>
-    <w:p>
-      <w:pPr>
-        <w:pStyle w:val="ListBullet2"/>
-        <w:numPr>
-          <w:ilvl w:val="0"/>
-          <w:numId w:val="6"/>
-        </w:numPr>
-        <w:rPr/>
-      </w:pPr>
-      <w:r>
-        <w:rPr/>
-        <w:t>Jenkins</w:t>
-      </w:r>
-    </w:p>
-    <w:p>
-      <w:pPr>
-        <w:pStyle w:val="ListBullet2"/>
-        <w:numPr>
-          <w:ilvl w:val="0"/>
-          <w:numId w:val="6"/>
-        </w:numPr>
-        <w:rPr/>
-      </w:pPr>
-      <w:r>
-        <w:rPr/>
-        <w:t>GitLab CI</w:t>
-      </w:r>
-    </w:p>
-    <w:p>
-      <w:pPr>
-        <w:pStyle w:val="ListBullet2"/>
-        <w:numPr>
-          <w:ilvl w:val="0"/>
-          <w:numId w:val="6"/>
-        </w:numPr>
-        <w:rPr/>
-      </w:pPr>
-      <w:r>
-        <w:rPr/>
-        <w:t>CircleCI</w:t>
-      </w:r>
-    </w:p>
-    <w:p>
-      <w:pPr>
-        <w:pStyle w:val="ListBullet2"/>
-        <w:numPr>
-          <w:ilvl w:val="0"/>
-          <w:numId w:val="6"/>
-        </w:numPr>
-        <w:rPr/>
-      </w:pPr>
-      <w:r>
-        <w:rPr/>
-        <w:t>ArgoCD</w:t>
-      </w:r>
-    </w:p>
-    <w:p>
-      <w:pPr>
-        <w:pStyle w:val="ListBullet2"/>
-        <w:numPr>
-          <w:ilvl w:val="0"/>
-          <w:numId w:val="6"/>
-        </w:numPr>
-        <w:rPr/>
-      </w:pPr>
-      <w:r>
-        <w:rPr/>
-        <w:t>Travis CI</w:t>
-      </w:r>
-    </w:p>
-    <w:p>
-      <w:pPr>
-        <w:pStyle w:val="Heading4"/>
-        <w:rPr/>
-      </w:pPr>
-      <w:r>
-        <w:rPr/>
-        <w:t>Quality</w:t>
-      </w:r>
-    </w:p>
-    <w:p>
-      <w:pPr>
-        <w:pStyle w:val="ListBullet2"/>
-        <w:numPr>
-          <w:ilvl w:val="0"/>
-          <w:numId w:val="6"/>
-        </w:numPr>
-        <w:rPr/>
-      </w:pPr>
-      <w:r>
-        <w:rPr/>
-        <w:t>SonarQube</w:t>
-      </w:r>
-    </w:p>
-    <w:p>
-      <w:pPr>
-        <w:pStyle w:val="ListBullet2"/>
-        <w:numPr>
-          <w:ilvl w:val="0"/>
-          <w:numId w:val="6"/>
-        </w:numPr>
-        <w:rPr/>
-      </w:pPr>
-      <w:r>
-        <w:rPr/>
-        <w:t>Code-Climate</w:t>
-      </w:r>
-    </w:p>
-    <w:p>
-      <w:pPr>
-        <w:pStyle w:val="ListBullet2"/>
-        <w:numPr>
-          <w:ilvl w:val="0"/>
-          <w:numId w:val="6"/>
-        </w:numPr>
-        <w:rPr/>
-      </w:pPr>
-      <w:r>
-        <w:rPr/>
-        <w:t>CodeCov</w:t>
-      </w:r>
-    </w:p>
-    <w:p>
-      <w:pPr>
-        <w:pStyle w:val="Heading3"/>
-        <w:rPr/>
-      </w:pPr>
-      <w:r>
-        <w:rPr/>
-        <w:t>Software Development Life Cycle</w:t>
-      </w:r>
-    </w:p>
-    <w:p>
-      <w:pPr>
-        <w:pStyle w:val="Heading4"/>
-        <w:rPr/>
-      </w:pPr>
-      <w:r>
-        <w:rPr/>
-        <w:t>Agile</w:t>
-      </w:r>
-    </w:p>
-    <w:p>
-      <w:pPr>
-        <w:pStyle w:val="ListBullet2"/>
-        <w:numPr>
-          <w:ilvl w:val="0"/>
-          <w:numId w:val="6"/>
-        </w:numPr>
-        <w:rPr/>
-      </w:pPr>
-      <w:r>
-        <w:rPr/>
-        <w:t>SCRUM</w:t>
-      </w:r>
-    </w:p>
-    <w:p>
-      <w:pPr>
-        <w:pStyle w:val="ListBullet2"/>
-        <w:numPr>
-          <w:ilvl w:val="0"/>
-          <w:numId w:val="6"/>
-        </w:numPr>
-        <w:rPr/>
-      </w:pPr>
-      <w:r>
-        <w:rPr/>
-        <w:t>Branching Models</w:t>
-      </w:r>
-    </w:p>
-    <w:p>
-      <w:pPr>
-        <w:pStyle w:val="Heading4"/>
-        <w:rPr/>
-      </w:pPr>
-      <w:r>
-        <w:rPr/>
-        <w:t>Waterfall</w:t>
-      </w:r>
-    </w:p>
-    <w:p>
-      <w:pPr>
-        <w:pStyle w:val="ListBullet2"/>
-        <w:numPr>
-          <w:ilvl w:val="0"/>
-          <w:numId w:val="6"/>
-        </w:numPr>
-        <w:rPr/>
-      </w:pPr>
-      <w:r>
-        <w:rPr/>
-        <w:t>Semantic Versioning</w:t>
-      </w:r>
-    </w:p>
-    <w:p>
-      <w:pPr>
-        <w:pStyle w:val="ListBullet2"/>
-        <w:numPr>
-          <w:ilvl w:val="0"/>
-          <w:numId w:val="6"/>
-        </w:numPr>
-        <w:rPr/>
-      </w:pPr>
-      <w:r>
-        <w:rPr/>
-        <w:t>Release Cycles</w:t>
-      </w:r>
-    </w:p>
-    <w:p>
-      <w:pPr>
-        <w:pStyle w:val="ListBullet2"/>
-        <w:numPr>
-          <w:ilvl w:val="0"/>
-          <w:numId w:val="6"/>
-        </w:numPr>
-        <w:rPr/>
-      </w:pPr>
-      <w:r>
-        <w:rPr/>
-        <w:t>Commit Cycles</w:t>
-      </w:r>
-    </w:p>
-    <w:p>
-      <w:pPr>
-        <w:sectPr>
-          <w:type w:val="continuous"/>
-          <w:pgSz w:w="12240" w:h="15840"/>
-          <w:pgMar w:left="1440" w:right="1440" w:gutter="0" w:header="0" w:top="1440" w:footer="1440" w:bottom="1642"/>
-          <w:cols w:num="3" w:space="144" w:equalWidth="true" w:sep="false"/>
           <w:formProt w:val="false"/>
           <w:textDirection w:val="lrTb"/>
           <w:docGrid w:type="default" w:linePitch="360" w:charSpace="0"/>
@@ -3577,7 +3060,7 @@
 <w:ftr xmlns:o="urn:schemas-microsoft-com:office:office" xmlns:r="http://schemas.openxmlformats.org/officeDocument/2006/relationships" xmlns:v="urn:schemas-microsoft-com:vml" xmlns:w="http://schemas.openxmlformats.org/wordprocessingml/2006/main" xmlns:w10="urn:schemas-microsoft-com:office:word" xmlns:wp="http://schemas.openxmlformats.org/drawingml/2006/wordprocessingDrawing" xmlns:pic="http://schemas.openxmlformats.org/drawingml/2006/picture" xmlns:wps="http://schemas.microsoft.com/office/word/2010/wordprocessingShape" xmlns:wpg="http://schemas.microsoft.com/office/word/2010/wordprocessingGroup" xmlns:mc="http://schemas.openxmlformats.org/markup-compatibility/2006" xmlns:wp14="http://schemas.microsoft.com/office/word/2010/wordprocessingDrawing" xmlns:w14="http://schemas.microsoft.com/office/word/2010/wordml" xmlns:w15="http://schemas.microsoft.com/office/word/2012/wordml" mc:Ignorable="w14 wp14 w15">
   <w:p>
     <w:pPr>
-      <w:pStyle w:val="FooterLeft"/>
+      <w:pStyle w:val="FooterLeftuser"/>
       <w:rPr/>
     </w:pPr>
     <w:r>
@@ -3592,7 +3075,7 @@
 <w:ftr xmlns:o="urn:schemas-microsoft-com:office:office" xmlns:r="http://schemas.openxmlformats.org/officeDocument/2006/relationships" xmlns:v="urn:schemas-microsoft-com:vml" xmlns:w="http://schemas.openxmlformats.org/wordprocessingml/2006/main" xmlns:w10="urn:schemas-microsoft-com:office:word" xmlns:wp="http://schemas.openxmlformats.org/drawingml/2006/wordprocessingDrawing" xmlns:pic="http://schemas.openxmlformats.org/drawingml/2006/picture" xmlns:wps="http://schemas.microsoft.com/office/word/2010/wordprocessingShape" xmlns:wpg="http://schemas.microsoft.com/office/word/2010/wordprocessingGroup" xmlns:mc="http://schemas.openxmlformats.org/markup-compatibility/2006" xmlns:wp14="http://schemas.microsoft.com/office/word/2010/wordprocessingDrawing" xmlns:w14="http://schemas.microsoft.com/office/word/2010/wordml" xmlns:w15="http://schemas.microsoft.com/office/word/2012/wordml" mc:Ignorable="w14 wp14 w15">
   <w:p>
     <w:pPr>
-      <w:pStyle w:val="FooterLeft"/>
+      <w:pStyle w:val="FooterLeftuser"/>
       <w:rPr/>
     </w:pPr>
     <w:r>
@@ -5178,7 +4661,7 @@
     <w:pPr>
       <w:keepNext w:val="true"/>
       <w:keepLines/>
-      <w:jc w:val="center"/>
+      <w:jc w:val="start"/>
       <w:outlineLvl w:val="3"/>
     </w:pPr>
     <w:rPr>
@@ -5608,15 +5091,15 @@
     <w:qFormat/>
     <w:rPr/>
   </w:style>
-  <w:style w:type="character" w:styleId="Bulletsuser">
-    <w:name w:val="Bullets (user)"/>
+  <w:style w:type="character" w:styleId="Bullets">
+    <w:name w:val="Bullets"/>
     <w:qFormat/>
     <w:rPr>
       <w:rFonts w:ascii="OpenSymbol" w:hAnsi="OpenSymbol" w:eastAsia="OpenSymbol" w:cs="OpenSymbol"/>
     </w:rPr>
   </w:style>
-  <w:style w:type="character" w:styleId="Bullets">
-    <w:name w:val="Bullets"/>
+  <w:style w:type="character" w:styleId="Bulletsuser">
+    <w:name w:val="Bullets (user)"/>
     <w:qFormat/>
     <w:rPr>
       <w:rFonts w:ascii="OpenSymbol" w:hAnsi="OpenSymbol" w:eastAsia="OpenSymbol" w:cs="OpenSymbol"/>
@@ -5953,8 +5436,8 @@
       <w:rFonts w:ascii="times" w:hAnsi="times"/>
     </w:rPr>
   </w:style>
-  <w:style w:type="paragraph" w:styleId="FrameContentsuser">
-    <w:name w:val="Frame Contents (user)"/>
+  <w:style w:type="paragraph" w:styleId="FrameContents">
+    <w:name w:val="Frame Contents"/>
     <w:basedOn w:val="Normal"/>
     <w:qFormat/>
     <w:pPr/>
@@ -5990,8 +5473,8 @@
     </w:pPr>
     <w:rPr/>
   </w:style>
-  <w:style w:type="paragraph" w:styleId="FooterLeft">
-    <w:name w:val="Footer Left"/>
+  <w:style w:type="paragraph" w:styleId="FooterLeftuser">
+    <w:name w:val="Footer Left (user)"/>
     <w:basedOn w:val="Footer"/>
     <w:qFormat/>
     <w:pPr>
@@ -6015,12 +5498,26 @@
       <w:bCs/>
     </w:rPr>
   </w:style>
-  <w:style w:type="paragraph" w:styleId="FrameContents">
-    <w:name w:val="Frame Contents"/>
+  <w:style w:type="paragraph" w:styleId="FrameContentsuser">
+    <w:name w:val="Frame Contents (user)"/>
     <w:basedOn w:val="Normal"/>
     <w:qFormat/>
     <w:pPr/>
     <w:rPr/>
+  </w:style>
+  <w:style w:type="paragraph" w:styleId="PreformattedText">
+    <w:name w:val="Preformatted Text"/>
+    <w:basedOn w:val="Normal"/>
+    <w:qFormat/>
+    <w:pPr>
+      <w:keepLines/>
+      <w:spacing w:before="0" w:after="0"/>
+    </w:pPr>
+    <w:rPr>
+      <w:rFonts w:ascii="Liberation Mono" w:hAnsi="Liberation Mono" w:eastAsia="Liberation Mono" w:cs="Liberation Mono"/>
+      <w:sz w:val="14"/>
+      <w:szCs w:val="20"/>
+    </w:rPr>
   </w:style>
   <w:style w:type="numbering" w:styleId="NoList" w:default="1">
     <w:name w:val="No List"/>
@@ -6059,8 +5556,8 @@
     <w:qFormat/>
     <w:rsid w:val="00512907"/>
   </w:style>
-  <w:style w:type="numbering" w:styleId="Bulletuser">
-    <w:name w:val="Bullet • (user)"/>
+  <w:style w:type="numbering" w:styleId="Bullet">
+    <w:name w:val="Bullet •"/>
     <w:qFormat/>
   </w:style>
   <w:style w:type="table" w:default="1" w:styleId="TableNormal">

--- a/_static/xander-harris.docx
+++ b/_static/xander-harris.docx
@@ -161,6 +161,10 @@
       </w:pPr>
       <w:r>
         <w:rPr/>
+        <w:t xml:space="preserve">Professional </w:t>
+      </w:r>
+      <w:r>
+        <w:rPr/>
         <w:t>Summary</w:t>
       </w:r>
     </w:p>
@@ -192,6 +196,10 @@
       </w:pPr>
       <w:r>
         <w:rPr/>
+        <w:t xml:space="preserve">Technical </w:t>
+      </w:r>
+      <w:r>
+        <w:rPr/>
         <w:t>Skills</w:t>
       </w:r>
     </w:p>
@@ -414,11 +422,7 @@
       </w:r>
       <w:r>
         <w:rPr/>
-        <w:t>|</w:t>
-      </w:r>
-      <w:r>
-        <w:rPr/>
-        <w:t xml:space="preserve"> VPCs, Subnets, Security Groups, Firewalls</w:t>
+        <w:t>| VPCs, Subnets, Security Groups, Firewalls</w:t>
       </w:r>
     </w:p>
     <w:p>
@@ -709,11 +713,7 @@
       </w:r>
       <w:r>
         <w:rPr/>
-        <w:t xml:space="preserve">| Google Kubernetes Engine (Google Kubernetes Engine), </w:t>
-      </w:r>
-      <w:r>
-        <w:rPr/>
-        <w:t>GCE (Google Compute Engine)</w:t>
+        <w:t>| Google Kubernetes Engine (Google Kubernetes Engine), GCE (Google Compute Engine)</w:t>
       </w:r>
     </w:p>
     <w:p>
@@ -745,11 +745,7 @@
       </w:r>
       <w:r>
         <w:rPr/>
-        <w:t xml:space="preserve">| Elastic Kubernetes Service (Elastic Kubernetes Service), </w:t>
-      </w:r>
-      <w:r>
-        <w:rPr/>
-        <w:t>ECS (Elastic Container Service), EC2 (Elastic Compute Cloud)</w:t>
+        <w:t>| Elastic Kubernetes Service (Elastic Kubernetes Service), ECS (Elastic Container Service), EC2 (Elastic Compute Cloud)</w:t>
       </w:r>
     </w:p>
     <w:p>
@@ -791,11 +787,7 @@
       </w:r>
       <w:r>
         <w:rPr/>
-        <w:t xml:space="preserve">| Jenkins, </w:t>
-      </w:r>
-      <w:r>
-        <w:rPr/>
-        <w:t>GitLab CI, CircleCI, ArgoCD, Travis CI</w:t>
+        <w:t>| Jenkins, GitLab CI, CircleCI, ArgoCD, Travis CI</w:t>
       </w:r>
     </w:p>
     <w:p>
@@ -827,19 +819,7 @@
       </w:r>
       <w:r>
         <w:rPr/>
-        <w:t>| SonarQube,</w:t>
-      </w:r>
-      <w:r>
-        <w:rPr/>
-        <w:t xml:space="preserve"> Code-Climate, CodeCov,</w:t>
-      </w:r>
-      <w:r>
-        <w:rPr/>
-        <w:t xml:space="preserve"> Coveralls.i</w:t>
-      </w:r>
-      <w:r>
-        <w:rPr/>
-        <w:t>o</w:t>
+        <w:t>| SonarQube, Code-Climate, CodeCov, Coveralls.io</w:t>
       </w:r>
     </w:p>
     <w:p>
@@ -881,11 +861,7 @@
       </w:r>
       <w:r>
         <w:rPr/>
-        <w:t xml:space="preserve">| SCRUM, </w:t>
-      </w:r>
-      <w:r>
-        <w:rPr/>
-        <w:t>Branching Models</w:t>
+        <w:t>| SCRUM, Branching Models</w:t>
       </w:r>
     </w:p>
     <w:p>
@@ -917,11 +893,7 @@
       </w:r>
       <w:r>
         <w:rPr/>
-        <w:t xml:space="preserve">| Semantic Versioning, </w:t>
-      </w:r>
-      <w:r>
-        <w:rPr/>
-        <w:t>Release Cycles, Commit Cycles</w:t>
+        <w:t>| Semantic Versioning, Release Cycles, Commit Cycles</w:t>
       </w:r>
     </w:p>
     <w:p>
@@ -943,6 +915,10 @@
       </w:pPr>
       <w:r>
         <w:rPr/>
+        <w:t xml:space="preserve">Work </w:t>
+      </w:r>
+      <w:r>
+        <w:rPr/>
         <w:t>Experience</w:t>
       </w:r>
     </w:p>
@@ -973,80 +949,98 @@
         <w:pStyle w:val="ListBullet"/>
         <w:numPr>
           <w:ilvl w:val="0"/>
-          <w:numId w:val="7"/>
-        </w:numPr>
-        <w:rPr/>
-      </w:pPr>
-      <w:r>
-        <w:rPr/>
-        <w:t>Used and improved Ansible playbooks used in the generation of Kubernetes manifests.</w:t>
-      </w:r>
-    </w:p>
-    <w:p>
-      <w:pPr>
-        <w:pStyle w:val="ListBullet"/>
-        <w:numPr>
-          <w:ilvl w:val="0"/>
-          <w:numId w:val="7"/>
-        </w:numPr>
-        <w:rPr/>
-      </w:pPr>
-      <w:r>
-        <w:rPr/>
-        <w:t>Designed and implemented scalable blockchain services.</w:t>
-      </w:r>
-    </w:p>
-    <w:p>
-      <w:pPr>
-        <w:pStyle w:val="ListBullet"/>
-        <w:numPr>
-          <w:ilvl w:val="0"/>
-          <w:numId w:val="7"/>
-        </w:numPr>
-        <w:rPr/>
-      </w:pPr>
-      <w:r>
-        <w:rPr/>
-        <w:t>Stood up Elastic Kubernetes Service clusters and Google Compute Engine instances with HCP Terraform, AWS Console, and GCP Console.</w:t>
-      </w:r>
-    </w:p>
-    <w:p>
-      <w:pPr>
-        <w:pStyle w:val="ListBullet"/>
-        <w:numPr>
-          <w:ilvl w:val="0"/>
-          <w:numId w:val="7"/>
-        </w:numPr>
-        <w:rPr/>
-      </w:pPr>
-      <w:r>
-        <w:rPr/>
-        <w:t>Built and deployed containers to Elastic Kubernetes Service clusters using ECR, GCE, and Docker.</w:t>
-      </w:r>
-    </w:p>
-    <w:p>
-      <w:pPr>
-        <w:pStyle w:val="ListBullet"/>
-        <w:numPr>
-          <w:ilvl w:val="0"/>
-          <w:numId w:val="7"/>
-        </w:numPr>
-        <w:rPr/>
-      </w:pPr>
-      <w:r>
-        <w:rPr/>
-        <w:t>Deployed custom services written in Go and Haskell to Elastic Kubernetes Service clusters using GCE, Ansible, shell scripting and Helm.</w:t>
-      </w:r>
-    </w:p>
-    <w:p>
-      <w:pPr>
-        <w:pStyle w:val="ListBullet"/>
-        <w:numPr>
-          <w:ilvl w:val="0"/>
-          <w:numId w:val="7"/>
-        </w:numPr>
-        <w:rPr/>
-      </w:pPr>
+          <w:numId w:val="0"/>
+        </w:numPr>
+        <w:ind w:hanging="144" w:start="144"/>
+        <w:rPr/>
+      </w:pPr>
+      <w:r>
+        <w:rPr/>
+        <w:t>- Used and improved Ansible playbooks used in the generation of Kubernetes manifests.</w:t>
+      </w:r>
+    </w:p>
+    <w:p>
+      <w:pPr>
+        <w:pStyle w:val="ListBullet"/>
+        <w:numPr>
+          <w:ilvl w:val="0"/>
+          <w:numId w:val="0"/>
+        </w:numPr>
+        <w:ind w:hanging="144" w:start="144"/>
+        <w:rPr/>
+      </w:pPr>
+      <w:r>
+        <w:rPr/>
+        <w:t>- Designed and implemented scalable blockchain services.</w:t>
+      </w:r>
+    </w:p>
+    <w:p>
+      <w:pPr>
+        <w:pStyle w:val="ListBullet"/>
+        <w:numPr>
+          <w:ilvl w:val="0"/>
+          <w:numId w:val="0"/>
+        </w:numPr>
+        <w:ind w:hanging="144" w:start="144"/>
+        <w:rPr/>
+      </w:pPr>
+      <w:r>
+        <w:rPr/>
+        <w:t xml:space="preserve">- Stood up Elastic Kubernetes Service clusters and Google Compute Engine instances with HCP Terraform, AWS Console, and </w:t>
+      </w:r>
+      <w:r>
+        <w:rPr/>
+        <w:t>G</w:t>
+      </w:r>
+      <w:r>
+        <w:rPr/>
+        <w:t>CP Console.</w:t>
+      </w:r>
+    </w:p>
+    <w:p>
+      <w:pPr>
+        <w:pStyle w:val="ListBullet"/>
+        <w:numPr>
+          <w:ilvl w:val="0"/>
+          <w:numId w:val="0"/>
+        </w:numPr>
+        <w:ind w:hanging="144" w:start="144"/>
+        <w:rPr/>
+      </w:pPr>
+      <w:r>
+        <w:rPr/>
+        <w:t>- Built and deployed containers to Elastic Kubernetes Service clusters using ECR, GCE, and Docker.</w:t>
+      </w:r>
+    </w:p>
+    <w:p>
+      <w:pPr>
+        <w:pStyle w:val="ListBullet"/>
+        <w:numPr>
+          <w:ilvl w:val="0"/>
+          <w:numId w:val="0"/>
+        </w:numPr>
+        <w:ind w:hanging="144" w:start="144"/>
+        <w:rPr/>
+      </w:pPr>
+      <w:r>
+        <w:rPr/>
+        <w:t>- Deployed custom services written in Go and Haskell to Elastic Kubernetes Service clusters using GCE, Ansible, shell scripting and Helm.</w:t>
+      </w:r>
+    </w:p>
+    <w:p>
+      <w:pPr>
+        <w:pStyle w:val="ListBullet"/>
+        <w:numPr>
+          <w:ilvl w:val="0"/>
+          <w:numId w:val="0"/>
+        </w:numPr>
+        <w:ind w:hanging="144" w:start="144"/>
+        <w:rPr/>
+      </w:pPr>
+      <w:r>
+        <w:rPr/>
+        <w:t xml:space="preserve">- </w:t>
+      </w:r>
       <w:r>
         <w:rPr/>
         <w:t>Converted Kubernetes manifests as generated by Ansible and shell scripts into Helm charts to speed deployment of blockchain networks.</w:t>
@@ -1057,27 +1051,29 @@
         <w:pStyle w:val="ListBullet"/>
         <w:numPr>
           <w:ilvl w:val="0"/>
-          <w:numId w:val="7"/>
-        </w:numPr>
-        <w:rPr/>
-      </w:pPr>
-      <w:r>
-        <w:rPr/>
-        <w:t xml:space="preserve">Used nix to develop and deploy consistent and replicable environmnets on new and exsting infrastructtue. </w:t>
-      </w:r>
-    </w:p>
-    <w:p>
-      <w:pPr>
-        <w:pStyle w:val="ListBullet"/>
-        <w:numPr>
-          <w:ilvl w:val="0"/>
-          <w:numId w:val="7"/>
-        </w:numPr>
-        <w:rPr/>
-      </w:pPr>
-      <w:r>
-        <w:rPr/>
-        <w:t>Participated in versioning and package for new release of existing software.</w:t>
+          <w:numId w:val="0"/>
+        </w:numPr>
+        <w:ind w:hanging="144" w:start="144"/>
+        <w:rPr/>
+      </w:pPr>
+      <w:r>
+        <w:rPr/>
+        <w:t xml:space="preserve">- Used nix to develop and deploy consistent and replicable environmnets on new and exsting infrastructtue. </w:t>
+      </w:r>
+    </w:p>
+    <w:p>
+      <w:pPr>
+        <w:pStyle w:val="ListBullet"/>
+        <w:numPr>
+          <w:ilvl w:val="0"/>
+          <w:numId w:val="0"/>
+        </w:numPr>
+        <w:ind w:hanging="144" w:start="144"/>
+        <w:rPr/>
+      </w:pPr>
+      <w:r>
+        <w:rPr/>
+        <w:t>- Participated in versioning and package for new release of existing software.</w:t>
       </w:r>
     </w:p>
     <w:p>
@@ -1154,8 +1150,9 @@
         <w:pStyle w:val="ListBullet"/>
         <w:numPr>
           <w:ilvl w:val="0"/>
-          <w:numId w:val="7"/>
-        </w:numPr>
+          <w:numId w:val="0"/>
+        </w:numPr>
+        <w:ind w:hanging="144" w:start="144"/>
         <w:rPr/>
       </w:pPr>
       <w:r>
@@ -1165,16 +1162,17 @@
           <w:sz w:val="18"/>
           <w:szCs w:val="18"/>
         </w:rPr>
-        <w:t>Consumed design documents prepared in advance to gain understanding of the project which turned out to be a simple ETL pipeline in AWS using a Lambda and a custom frontend to AWS Athena with a someowhat finnicky API.</w:t>
-      </w:r>
-    </w:p>
-    <w:p>
-      <w:pPr>
-        <w:pStyle w:val="ListBullet"/>
-        <w:numPr>
-          <w:ilvl w:val="0"/>
-          <w:numId w:val="7"/>
-        </w:numPr>
+        <w:t>- Consumed design documents prepared in advance to gain understanding of the project which turned out to be a simple ETL pipeline in AWS using a Lambda and a custom frontend to AWS Athena with a someowhat finnicky API.</w:t>
+      </w:r>
+    </w:p>
+    <w:p>
+      <w:pPr>
+        <w:pStyle w:val="ListBullet"/>
+        <w:numPr>
+          <w:ilvl w:val="0"/>
+          <w:numId w:val="0"/>
+        </w:numPr>
+        <w:ind w:hanging="144" w:start="144"/>
         <w:rPr/>
       </w:pPr>
       <w:r>
@@ -1184,7 +1182,7 @@
           <w:sz w:val="18"/>
           <w:szCs w:val="18"/>
         </w:rPr>
-        <w:t>Produced an ETL to consume test output from autmoated trucks and provide a transformed version of that output to their custom API which fed that data into AWS Athena.</w:t>
+        <w:t>- Produced an ETL to consume test output from autmoated trucks and provide a transformed version of that output to their custom API which fed that data into AWS Athena.</w:t>
       </w:r>
     </w:p>
     <w:p>
@@ -1260,41 +1258,44 @@
         <w:pStyle w:val="ListBullet"/>
         <w:numPr>
           <w:ilvl w:val="0"/>
-          <w:numId w:val="7"/>
-        </w:numPr>
-        <w:rPr/>
-      </w:pPr>
-      <w:r>
-        <w:rPr/>
-        <w:t>Automated documentation processes with existing tools, including GitLab CI/CD, Python, and GitLab Pages.</w:t>
-      </w:r>
-    </w:p>
-    <w:p>
-      <w:pPr>
-        <w:pStyle w:val="ListBullet"/>
-        <w:numPr>
-          <w:ilvl w:val="0"/>
-          <w:numId w:val="7"/>
-        </w:numPr>
-        <w:rPr/>
-      </w:pPr>
-      <w:r>
-        <w:rPr/>
-        <w:t>Created Python programs to automate and simplify versioning processes while maintaining Semantic Versioning and PEP-440 compliance.</w:t>
-      </w:r>
-    </w:p>
-    <w:p>
-      <w:pPr>
-        <w:pStyle w:val="ListBullet"/>
-        <w:numPr>
-          <w:ilvl w:val="0"/>
-          <w:numId w:val="7"/>
-        </w:numPr>
-        <w:rPr/>
-      </w:pPr>
-      <w:r>
-        <w:rPr/>
-        <w:t>Supported and advised several development teams on containerization and migration from on premises infrastructure to AWS deployments.</w:t>
+          <w:numId w:val="0"/>
+        </w:numPr>
+        <w:ind w:hanging="144" w:start="144"/>
+        <w:rPr/>
+      </w:pPr>
+      <w:r>
+        <w:rPr/>
+        <w:t>- Automated documentation processes with existing tools, including GitLab CI/CD, Python, and GitLab Pages.</w:t>
+      </w:r>
+    </w:p>
+    <w:p>
+      <w:pPr>
+        <w:pStyle w:val="ListBullet"/>
+        <w:numPr>
+          <w:ilvl w:val="0"/>
+          <w:numId w:val="0"/>
+        </w:numPr>
+        <w:ind w:hanging="144" w:start="144"/>
+        <w:rPr/>
+      </w:pPr>
+      <w:r>
+        <w:rPr/>
+        <w:t>- Created Python programs to automate and simplify versioning processes while maintaining Semantic Versioning and PEP-440 compliance.</w:t>
+      </w:r>
+    </w:p>
+    <w:p>
+      <w:pPr>
+        <w:pStyle w:val="ListBullet"/>
+        <w:numPr>
+          <w:ilvl w:val="0"/>
+          <w:numId w:val="0"/>
+        </w:numPr>
+        <w:ind w:hanging="144" w:start="144"/>
+        <w:rPr/>
+      </w:pPr>
+      <w:r>
+        <w:rPr/>
+        <w:t>- Supported and advised several development teams on containerization and migration from on premises infrastructure to AWS deployments.</w:t>
       </w:r>
     </w:p>
     <w:p>
@@ -1312,41 +1313,44 @@
         <w:pStyle w:val="ListBullet"/>
         <w:numPr>
           <w:ilvl w:val="0"/>
-          <w:numId w:val="7"/>
-        </w:numPr>
-        <w:rPr/>
-      </w:pPr>
-      <w:r>
-        <w:rPr/>
-        <w:t>Wrote Terraform modules to facilitate transfer of infrastructure from existing Data Centers to AWS accounts in all major environments (dev, qa, staging, prod).</w:t>
-      </w:r>
-    </w:p>
-    <w:p>
-      <w:pPr>
-        <w:pStyle w:val="ListBullet"/>
-        <w:numPr>
-          <w:ilvl w:val="0"/>
-          <w:numId w:val="7"/>
-        </w:numPr>
-        <w:rPr/>
-      </w:pPr>
-      <w:r>
-        <w:rPr/>
-        <w:t>Used existing tools to produce documentation for existing and new Terraform modules where none existed previously.</w:t>
-      </w:r>
-    </w:p>
-    <w:p>
-      <w:pPr>
-        <w:pStyle w:val="ListBullet"/>
-        <w:numPr>
-          <w:ilvl w:val="0"/>
-          <w:numId w:val="7"/>
-        </w:numPr>
-        <w:rPr/>
-      </w:pPr>
-      <w:r>
-        <w:rPr/>
-        <w:t>Provided advice to and received requirements from development teams on the most cost-effective use of cloud resources, including deployments to Elastic Kubernetes Service, VPCs, S3, Cognito and Lambda.</w:t>
+          <w:numId w:val="0"/>
+        </w:numPr>
+        <w:ind w:hanging="144" w:start="144"/>
+        <w:rPr/>
+      </w:pPr>
+      <w:r>
+        <w:rPr/>
+        <w:t>- Wrote Terraform modules to facilitate transfer of infrastructure from existing Data Centers to AWS accounts in all major environments (dev, qa, staging, prod).</w:t>
+      </w:r>
+    </w:p>
+    <w:p>
+      <w:pPr>
+        <w:pStyle w:val="ListBullet"/>
+        <w:numPr>
+          <w:ilvl w:val="0"/>
+          <w:numId w:val="0"/>
+        </w:numPr>
+        <w:ind w:hanging="144" w:start="144"/>
+        <w:rPr/>
+      </w:pPr>
+      <w:r>
+        <w:rPr/>
+        <w:t>- Used existing tools to produce documentation for existing and new Terraform modules where none existed previously.</w:t>
+      </w:r>
+    </w:p>
+    <w:p>
+      <w:pPr>
+        <w:pStyle w:val="ListBullet"/>
+        <w:numPr>
+          <w:ilvl w:val="0"/>
+          <w:numId w:val="0"/>
+        </w:numPr>
+        <w:ind w:hanging="144" w:start="144"/>
+        <w:rPr/>
+      </w:pPr>
+      <w:r>
+        <w:rPr/>
+        <w:t>- Provided advice to and received requirements from development teams on the most cost-effective use of cloud resources, including deployments to Elastic Kubernetes Service, VPCs, S3, Cognito and Lambda.</w:t>
       </w:r>
     </w:p>
     <w:p>
@@ -1407,125 +1411,134 @@
         <w:pStyle w:val="ListBullet"/>
         <w:numPr>
           <w:ilvl w:val="0"/>
-          <w:numId w:val="7"/>
-        </w:numPr>
-        <w:rPr/>
-      </w:pPr>
-      <w:r>
-        <w:rPr/>
-        <w:t>Created and maintained Helm charts that were used to deploy custom and open-source software to ~36 Google Kubernetes Engine clusters.</w:t>
-      </w:r>
-    </w:p>
-    <w:p>
-      <w:pPr>
-        <w:pStyle w:val="ListBullet"/>
-        <w:numPr>
-          <w:ilvl w:val="0"/>
-          <w:numId w:val="7"/>
-        </w:numPr>
-        <w:rPr/>
-      </w:pPr>
-      <w:r>
-        <w:rPr/>
-        <w:t xml:space="preserve">Supported development teams with GitLab CI/CD pipeline templates and pipelines for continuous delivery. </w:t>
-      </w:r>
-    </w:p>
-    <w:p>
-      <w:pPr>
-        <w:pStyle w:val="ListBullet"/>
-        <w:numPr>
-          <w:ilvl w:val="0"/>
-          <w:numId w:val="7"/>
-        </w:numPr>
-        <w:rPr/>
-      </w:pPr>
-      <w:r>
-        <w:rPr/>
-        <w:t>Contributed to organization-wide metric standards to ensure low cardinality and baseline metrics provided to Prometheus.</w:t>
-      </w:r>
-    </w:p>
-    <w:p>
-      <w:pPr>
-        <w:pStyle w:val="ListBullet"/>
-        <w:numPr>
-          <w:ilvl w:val="0"/>
-          <w:numId w:val="7"/>
-        </w:numPr>
-        <w:rPr/>
-      </w:pPr>
-      <w:r>
-        <w:rPr/>
-        <w:t>Enabled cross-cluster communication with Istio service mesh.</w:t>
-      </w:r>
-    </w:p>
-    <w:p>
-      <w:pPr>
-        <w:pStyle w:val="ListBullet"/>
-        <w:numPr>
-          <w:ilvl w:val="0"/>
-          <w:numId w:val="7"/>
-        </w:numPr>
-        <w:rPr/>
-      </w:pPr>
-      <w:r>
-        <w:rPr/>
-        <w:t>Completed migration from DataDog to Prometheus and Grafana by removing all DataDog-sourced alerts from Grafana.</w:t>
-      </w:r>
-    </w:p>
-    <w:p>
-      <w:pPr>
-        <w:pStyle w:val="ListBullet"/>
-        <w:numPr>
-          <w:ilvl w:val="0"/>
-          <w:numId w:val="7"/>
-        </w:numPr>
-        <w:rPr/>
-      </w:pPr>
-      <w:r>
-        <w:rPr/>
-        <w:t>Implemented SonarQube static analysis for custom Go and Python projects.</w:t>
-      </w:r>
-    </w:p>
-    <w:p>
-      <w:pPr>
-        <w:pStyle w:val="ListBullet"/>
-        <w:numPr>
-          <w:ilvl w:val="0"/>
-          <w:numId w:val="7"/>
-        </w:numPr>
-        <w:rPr/>
-      </w:pPr>
-      <w:r>
-        <w:rPr/>
-        <w:t>Developed multi-stage Docker builds to reduce build time and create smaller deployment images.</w:t>
-      </w:r>
-    </w:p>
-    <w:p>
-      <w:pPr>
-        <w:pStyle w:val="ListBullet"/>
-        <w:numPr>
-          <w:ilvl w:val="0"/>
-          <w:numId w:val="7"/>
-        </w:numPr>
-        <w:rPr/>
-      </w:pPr>
-      <w:r>
-        <w:rPr/>
-        <w:t>Deployed opencost.io across all existing Google Kubernetes Engine clusters that enabled cost analysis via Prometheus and Grafana.</w:t>
-      </w:r>
-    </w:p>
-    <w:p>
-      <w:pPr>
-        <w:pStyle w:val="ListBullet"/>
-        <w:numPr>
-          <w:ilvl w:val="0"/>
-          <w:numId w:val="7"/>
-        </w:numPr>
-        <w:rPr/>
-      </w:pPr>
-      <w:r>
-        <w:rPr/>
-        <w:t xml:space="preserve">Demonstrated usage of the GCP Billing Console to R&amp;D executives which lead to a </w:t>
+          <w:numId w:val="0"/>
+        </w:numPr>
+        <w:ind w:hanging="144" w:start="144"/>
+        <w:rPr/>
+      </w:pPr>
+      <w:r>
+        <w:rPr/>
+        <w:t>- Created and maintained Helm charts that were used to deploy custom and open-source software to ~36 Google Kubernetes Engine clusters.</w:t>
+      </w:r>
+    </w:p>
+    <w:p>
+      <w:pPr>
+        <w:pStyle w:val="ListBullet"/>
+        <w:numPr>
+          <w:ilvl w:val="0"/>
+          <w:numId w:val="0"/>
+        </w:numPr>
+        <w:ind w:hanging="144" w:start="144"/>
+        <w:rPr/>
+      </w:pPr>
+      <w:r>
+        <w:rPr/>
+        <w:t xml:space="preserve">- Supported development teams with GitLab CI/CD pipeline templates and pipelines for continuous delivery. </w:t>
+      </w:r>
+    </w:p>
+    <w:p>
+      <w:pPr>
+        <w:pStyle w:val="ListBullet"/>
+        <w:numPr>
+          <w:ilvl w:val="0"/>
+          <w:numId w:val="0"/>
+        </w:numPr>
+        <w:ind w:hanging="144" w:start="144"/>
+        <w:rPr/>
+      </w:pPr>
+      <w:r>
+        <w:rPr/>
+        <w:t>- Contributed to organization-wide metric standards to ensure low cardinality and baseline metrics provided to Prometheus.</w:t>
+      </w:r>
+    </w:p>
+    <w:p>
+      <w:pPr>
+        <w:pStyle w:val="ListBullet"/>
+        <w:numPr>
+          <w:ilvl w:val="0"/>
+          <w:numId w:val="0"/>
+        </w:numPr>
+        <w:ind w:hanging="144" w:start="144"/>
+        <w:rPr/>
+      </w:pPr>
+      <w:r>
+        <w:rPr/>
+        <w:t>- Enabled cross-cluster communication with Istio service mesh.</w:t>
+      </w:r>
+    </w:p>
+    <w:p>
+      <w:pPr>
+        <w:pStyle w:val="ListBullet"/>
+        <w:numPr>
+          <w:ilvl w:val="0"/>
+          <w:numId w:val="0"/>
+        </w:numPr>
+        <w:ind w:hanging="144" w:start="144"/>
+        <w:rPr/>
+      </w:pPr>
+      <w:r>
+        <w:rPr/>
+        <w:t>- Completed migration from DataDog to Prometheus and Grafana by removing all DataDog-sourced alerts from Grafana.</w:t>
+      </w:r>
+    </w:p>
+    <w:p>
+      <w:pPr>
+        <w:pStyle w:val="ListBullet"/>
+        <w:numPr>
+          <w:ilvl w:val="0"/>
+          <w:numId w:val="0"/>
+        </w:numPr>
+        <w:ind w:hanging="144" w:start="144"/>
+        <w:rPr/>
+      </w:pPr>
+      <w:r>
+        <w:rPr/>
+        <w:t>- Implemented SonarQube static analysis for custom Go and Python projects.</w:t>
+      </w:r>
+    </w:p>
+    <w:p>
+      <w:pPr>
+        <w:pStyle w:val="ListBullet"/>
+        <w:numPr>
+          <w:ilvl w:val="0"/>
+          <w:numId w:val="0"/>
+        </w:numPr>
+        <w:ind w:hanging="144" w:start="144"/>
+        <w:rPr/>
+      </w:pPr>
+      <w:r>
+        <w:rPr/>
+        <w:t>- Developed multi-stage Docker builds to reduce build time and create smaller deployment images.</w:t>
+      </w:r>
+    </w:p>
+    <w:p>
+      <w:pPr>
+        <w:pStyle w:val="ListBullet"/>
+        <w:numPr>
+          <w:ilvl w:val="0"/>
+          <w:numId w:val="0"/>
+        </w:numPr>
+        <w:ind w:hanging="144" w:start="144"/>
+        <w:rPr/>
+      </w:pPr>
+      <w:r>
+        <w:rPr/>
+        <w:t>- Deployed opencost.io across all existing Google Kubernetes Engine clusters that enabled cost analysis via Prometheus and Grafana.</w:t>
+      </w:r>
+    </w:p>
+    <w:p>
+      <w:pPr>
+        <w:pStyle w:val="ListBullet"/>
+        <w:numPr>
+          <w:ilvl w:val="0"/>
+          <w:numId w:val="0"/>
+        </w:numPr>
+        <w:ind w:hanging="144" w:start="144"/>
+        <w:rPr/>
+      </w:pPr>
+      <w:r>
+        <w:rPr/>
+        <w:t xml:space="preserve">- Demonstrated usage of the GCP Billing Console to R&amp;D executives which lead to a </w:t>
       </w:r>
       <w:r>
         <w:rPr>
@@ -1556,41 +1569,44 @@
         <w:pStyle w:val="ListBullet"/>
         <w:numPr>
           <w:ilvl w:val="0"/>
-          <w:numId w:val="7"/>
-        </w:numPr>
-        <w:rPr/>
-      </w:pPr>
-      <w:r>
-        <w:rPr/>
-        <w:t>Created Terraform code to deploy or update Google Kubernetes Engine clusters and node pools to follow organization labeling standards.</w:t>
-      </w:r>
-    </w:p>
-    <w:p>
-      <w:pPr>
-        <w:pStyle w:val="ListBullet"/>
-        <w:numPr>
-          <w:ilvl w:val="0"/>
-          <w:numId w:val="7"/>
-        </w:numPr>
-        <w:rPr/>
-      </w:pPr>
-      <w:r>
-        <w:rPr/>
-        <w:t>Imported all existing GCP infrastructure into GitLab Terraform State to enable a transition from GDM.</w:t>
-      </w:r>
-    </w:p>
-    <w:p>
-      <w:pPr>
-        <w:pStyle w:val="ListBullet"/>
-        <w:numPr>
-          <w:ilvl w:val="0"/>
-          <w:numId w:val="7"/>
-        </w:numPr>
-        <w:rPr/>
-      </w:pPr>
-      <w:r>
-        <w:rPr/>
-        <w:t>Migrated infrastructure code from Google Deployment Manager to GitLab CI with Terraform.</w:t>
+          <w:numId w:val="0"/>
+        </w:numPr>
+        <w:ind w:hanging="144" w:start="144"/>
+        <w:rPr/>
+      </w:pPr>
+      <w:r>
+        <w:rPr/>
+        <w:t>- Created Terraform code to deploy or update Google Kubernetes Engine clusters and node pools to follow organization labeling standards.</w:t>
+      </w:r>
+    </w:p>
+    <w:p>
+      <w:pPr>
+        <w:pStyle w:val="ListBullet"/>
+        <w:numPr>
+          <w:ilvl w:val="0"/>
+          <w:numId w:val="0"/>
+        </w:numPr>
+        <w:ind w:hanging="144" w:start="144"/>
+        <w:rPr/>
+      </w:pPr>
+      <w:r>
+        <w:rPr/>
+        <w:t>- Imported all existing GCP infrastructure into GitLab Terraform State to enable a transition from GDM.</w:t>
+      </w:r>
+    </w:p>
+    <w:p>
+      <w:pPr>
+        <w:pStyle w:val="ListBullet"/>
+        <w:numPr>
+          <w:ilvl w:val="0"/>
+          <w:numId w:val="0"/>
+        </w:numPr>
+        <w:ind w:hanging="144" w:start="144"/>
+        <w:rPr/>
+      </w:pPr>
+      <w:r>
+        <w:rPr/>
+        <w:t>- Migrated infrastructure code from Google Deployment Manager to GitLab CI with Terraform.</w:t>
       </w:r>
     </w:p>
     <w:p>
@@ -1608,27 +1624,29 @@
         <w:pStyle w:val="ListBullet"/>
         <w:numPr>
           <w:ilvl w:val="0"/>
-          <w:numId w:val="7"/>
-        </w:numPr>
-        <w:rPr/>
-      </w:pPr>
-      <w:r>
-        <w:rPr/>
-        <w:t>Implemented Go metrics for MySQL, enhancing monitoring with real-time database performance insights.</w:t>
-      </w:r>
-    </w:p>
-    <w:p>
-      <w:pPr>
-        <w:pStyle w:val="ListBullet"/>
-        <w:numPr>
-          <w:ilvl w:val="0"/>
-          <w:numId w:val="7"/>
-        </w:numPr>
-        <w:rPr/>
-      </w:pPr>
-      <w:r>
-        <w:rPr/>
-        <w:t>Developed automated tests in Go for API validation, ensuring high reliability and performance across system components.</w:t>
+          <w:numId w:val="0"/>
+        </w:numPr>
+        <w:ind w:hanging="144" w:start="144"/>
+        <w:rPr/>
+      </w:pPr>
+      <w:r>
+        <w:rPr/>
+        <w:t>- Implemented Go metrics for MySQL, enhancing monitoring with real-time database performance insights.</w:t>
+      </w:r>
+    </w:p>
+    <w:p>
+      <w:pPr>
+        <w:pStyle w:val="ListBullet"/>
+        <w:numPr>
+          <w:ilvl w:val="0"/>
+          <w:numId w:val="0"/>
+        </w:numPr>
+        <w:ind w:hanging="144" w:start="144"/>
+        <w:rPr/>
+      </w:pPr>
+      <w:r>
+        <w:rPr/>
+        <w:t>- Developed automated tests in Go for API validation, ensuring high reliability and performance across system components.</w:t>
       </w:r>
     </w:p>
     <w:p>
@@ -1694,27 +1712,29 @@
         <w:pStyle w:val="ListBullet"/>
         <w:numPr>
           <w:ilvl w:val="0"/>
-          <w:numId w:val="7"/>
-        </w:numPr>
-        <w:rPr/>
-      </w:pPr>
-      <w:r>
-        <w:rPr/>
-        <w:t>Automated Python API docs for Databricks Feature Store, streamlining documentation processes and enhancing team efficiency.</w:t>
-      </w:r>
-    </w:p>
-    <w:p>
-      <w:pPr>
-        <w:pStyle w:val="ListBullet"/>
-        <w:numPr>
-          <w:ilvl w:val="0"/>
-          <w:numId w:val="7"/>
-        </w:numPr>
-        <w:rPr/>
-      </w:pPr>
-      <w:r>
-        <w:rPr/>
-        <w:t>Enhanced PyTest coverage for Databricks docs Python codebase, boosting code reliability and maintainability.</w:t>
+          <w:numId w:val="0"/>
+        </w:numPr>
+        <w:ind w:hanging="144" w:start="144"/>
+        <w:rPr/>
+      </w:pPr>
+      <w:r>
+        <w:rPr/>
+        <w:t>- Automated Python API docs for Databricks Feature Store, streamlining documentation processes and enhancing team efficiency.</w:t>
+      </w:r>
+    </w:p>
+    <w:p>
+      <w:pPr>
+        <w:pStyle w:val="ListBullet"/>
+        <w:numPr>
+          <w:ilvl w:val="0"/>
+          <w:numId w:val="0"/>
+        </w:numPr>
+        <w:ind w:hanging="144" w:start="144"/>
+        <w:rPr/>
+      </w:pPr>
+      <w:r>
+        <w:rPr/>
+        <w:t>- Enhanced PyTest coverage for Databricks docs Python codebase, boosting code reliability and maintainability.</w:t>
       </w:r>
     </w:p>
     <w:p>
@@ -1732,41 +1752,44 @@
         <w:pStyle w:val="ListBullet"/>
         <w:numPr>
           <w:ilvl w:val="0"/>
-          <w:numId w:val="7"/>
-        </w:numPr>
-        <w:rPr/>
-      </w:pPr>
-      <w:r>
-        <w:rPr/>
-        <w:t>Documented build/test workflows for documentation sites, ensuring consistent, error-free updates and deployments.</w:t>
-      </w:r>
-    </w:p>
-    <w:p>
-      <w:pPr>
-        <w:pStyle w:val="ListBullet"/>
-        <w:numPr>
-          <w:ilvl w:val="0"/>
-          <w:numId w:val="7"/>
-        </w:numPr>
-        <w:rPr/>
-      </w:pPr>
-      <w:r>
-        <w:rPr/>
-        <w:t>Managed CircleCI pipelines for Databricks docs, ensuring seamless builds/deployments and integrating custom Sphinx extensions.</w:t>
-      </w:r>
-    </w:p>
-    <w:p>
-      <w:pPr>
-        <w:pStyle w:val="ListBullet"/>
-        <w:numPr>
-          <w:ilvl w:val="0"/>
-          <w:numId w:val="7"/>
-        </w:numPr>
-        <w:rPr/>
-      </w:pPr>
-      <w:r>
-        <w:rPr/>
-        <w:t>Supported technical writers with the use of Sphinx to generate Databricks docs, ensuring quality and consistency in documentation delivery.</w:t>
+          <w:numId w:val="0"/>
+        </w:numPr>
+        <w:ind w:hanging="144" w:start="144"/>
+        <w:rPr/>
+      </w:pPr>
+      <w:r>
+        <w:rPr/>
+        <w:t>- Documented build/test workflows for documentation sites, ensuring consistent, error-free updates and deployments.</w:t>
+      </w:r>
+    </w:p>
+    <w:p>
+      <w:pPr>
+        <w:pStyle w:val="ListBullet"/>
+        <w:numPr>
+          <w:ilvl w:val="0"/>
+          <w:numId w:val="0"/>
+        </w:numPr>
+        <w:ind w:hanging="144" w:start="144"/>
+        <w:rPr/>
+      </w:pPr>
+      <w:r>
+        <w:rPr/>
+        <w:t>- Managed CircleCI pipelines for Databricks docs, ensuring seamless builds/deployments and integrating custom Sphinx extensions.</w:t>
+      </w:r>
+    </w:p>
+    <w:p>
+      <w:pPr>
+        <w:pStyle w:val="ListBullet"/>
+        <w:numPr>
+          <w:ilvl w:val="0"/>
+          <w:numId w:val="0"/>
+        </w:numPr>
+        <w:ind w:hanging="144" w:start="144"/>
+        <w:rPr/>
+      </w:pPr>
+      <w:r>
+        <w:rPr/>
+        <w:t>- Supported technical writers with the use of Sphinx to generate Databricks docs, ensuring quality and consistency in documentation delivery.</w:t>
       </w:r>
     </w:p>
     <w:p>
@@ -1850,41 +1873,44 @@
         <w:pStyle w:val="ListBullet"/>
         <w:numPr>
           <w:ilvl w:val="0"/>
-          <w:numId w:val="7"/>
-        </w:numPr>
-        <w:rPr/>
-      </w:pPr>
-      <w:r>
-        <w:rPr/>
-        <w:t>Compiled data on New Relic alerts caused by Media Cloud systems for tuning purposes.</w:t>
-      </w:r>
-    </w:p>
-    <w:p>
-      <w:pPr>
-        <w:pStyle w:val="ListBullet"/>
-        <w:numPr>
-          <w:ilvl w:val="0"/>
-          <w:numId w:val="7"/>
-        </w:numPr>
-        <w:rPr/>
-      </w:pPr>
-      <w:r>
-        <w:rPr/>
-        <w:t>Moved existing New Relic monitoring to DataDog for all Media Cloud services.</w:t>
-      </w:r>
-    </w:p>
-    <w:p>
-      <w:pPr>
-        <w:pStyle w:val="ListBullet"/>
-        <w:numPr>
-          <w:ilvl w:val="0"/>
-          <w:numId w:val="7"/>
-        </w:numPr>
-        <w:rPr/>
-      </w:pPr>
-      <w:r>
-        <w:rPr/>
-        <w:t xml:space="preserve">Automated deployment of DataDog agent configuration to Docker services with Jenkins and Ansible. </w:t>
+          <w:numId w:val="0"/>
+        </w:numPr>
+        <w:ind w:hanging="144" w:start="144"/>
+        <w:rPr/>
+      </w:pPr>
+      <w:r>
+        <w:rPr/>
+        <w:t>- Compiled data on New Relic alerts caused by Media Cloud systems for tuning purposes.</w:t>
+      </w:r>
+    </w:p>
+    <w:p>
+      <w:pPr>
+        <w:pStyle w:val="ListBullet"/>
+        <w:numPr>
+          <w:ilvl w:val="0"/>
+          <w:numId w:val="0"/>
+        </w:numPr>
+        <w:ind w:hanging="144" w:start="144"/>
+        <w:rPr/>
+      </w:pPr>
+      <w:r>
+        <w:rPr/>
+        <w:t>- Moved existing New Relic monitoring to DataDog for all Media Cloud services.</w:t>
+      </w:r>
+    </w:p>
+    <w:p>
+      <w:pPr>
+        <w:pStyle w:val="ListBullet"/>
+        <w:numPr>
+          <w:ilvl w:val="0"/>
+          <w:numId w:val="0"/>
+        </w:numPr>
+        <w:ind w:hanging="144" w:start="144"/>
+        <w:rPr/>
+      </w:pPr>
+      <w:r>
+        <w:rPr/>
+        <w:t xml:space="preserve">- Automated deployment of DataDog agent configuration to Docker services with Jenkins and Ansible. </w:t>
       </w:r>
     </w:p>
     <w:p>
@@ -1902,55 +1928,59 @@
         <w:pStyle w:val="ListBullet"/>
         <w:numPr>
           <w:ilvl w:val="0"/>
-          <w:numId w:val="7"/>
-        </w:numPr>
-        <w:rPr/>
-      </w:pPr>
-      <w:r>
-        <w:rPr/>
-        <w:t>Improved stability of video and audio transcoding and quality-control production services running on EC2 instances using both Linux and Windows such that outage frequency was reduced from several per day to once or twice per month.</w:t>
-      </w:r>
-    </w:p>
-    <w:p>
-      <w:pPr>
-        <w:pStyle w:val="ListBullet"/>
-        <w:numPr>
-          <w:ilvl w:val="0"/>
-          <w:numId w:val="7"/>
-        </w:numPr>
-        <w:rPr/>
-      </w:pPr>
-      <w:r>
-        <w:rPr/>
-        <w:t>Participated in a 24/7 on-call rotation to provide incident response and issue resolution for all Media Cloud mission-critical production services.</w:t>
-      </w:r>
-    </w:p>
-    <w:p>
-      <w:pPr>
-        <w:pStyle w:val="ListBullet"/>
-        <w:numPr>
-          <w:ilvl w:val="0"/>
-          <w:numId w:val="7"/>
-        </w:numPr>
-        <w:rPr/>
-      </w:pPr>
-      <w:r>
-        <w:rPr/>
-        <w:t>Wrote Jenkins pipelines to enable execution and analysis of Python and Java unit tests.</w:t>
-      </w:r>
-    </w:p>
-    <w:p>
-      <w:pPr>
-        <w:pStyle w:val="ListBullet"/>
-        <w:numPr>
-          <w:ilvl w:val="0"/>
-          <w:numId w:val="7"/>
-        </w:numPr>
-        <w:rPr/>
-      </w:pPr>
-      <w:r>
-        <w:rPr/>
-        <w:t>Created Terraform code to deploy Elastic Kubernetes Service clusters and related ECR repositories in multiple AWS environments.</w:t>
+          <w:numId w:val="0"/>
+        </w:numPr>
+        <w:ind w:hanging="144" w:start="144"/>
+        <w:rPr/>
+      </w:pPr>
+      <w:r>
+        <w:rPr/>
+        <w:t>- Improved stability of video and audio transcoding and quality-control production services running on EC2 instances using both Linux and Windows such that outage frequency was reduced from several per day to once or twice per month.</w:t>
+      </w:r>
+    </w:p>
+    <w:p>
+      <w:pPr>
+        <w:pStyle w:val="ListBullet"/>
+        <w:numPr>
+          <w:ilvl w:val="0"/>
+          <w:numId w:val="0"/>
+        </w:numPr>
+        <w:ind w:hanging="144" w:start="144"/>
+        <w:rPr/>
+      </w:pPr>
+      <w:r>
+        <w:rPr/>
+        <w:t>- Participated in a 24/7 on-call rotation to provide incident response and issue resolution for all Media Cloud mission-critical production services.</w:t>
+      </w:r>
+    </w:p>
+    <w:p>
+      <w:pPr>
+        <w:pStyle w:val="ListBullet"/>
+        <w:numPr>
+          <w:ilvl w:val="0"/>
+          <w:numId w:val="0"/>
+        </w:numPr>
+        <w:ind w:hanging="144" w:start="144"/>
+        <w:rPr/>
+      </w:pPr>
+      <w:r>
+        <w:rPr/>
+        <w:t>- Wrote Jenkins pipelines to enable execution and analysis of Python and Java unit tests.</w:t>
+      </w:r>
+    </w:p>
+    <w:p>
+      <w:pPr>
+        <w:pStyle w:val="ListBullet"/>
+        <w:numPr>
+          <w:ilvl w:val="0"/>
+          <w:numId w:val="0"/>
+        </w:numPr>
+        <w:ind w:hanging="144" w:start="144"/>
+        <w:rPr/>
+      </w:pPr>
+      <w:r>
+        <w:rPr/>
+        <w:t>- Created Terraform code to deploy Elastic Kubernetes Service clusters and related ECR repositories in multiple AWS environments.</w:t>
       </w:r>
     </w:p>
     <w:p>
@@ -2009,41 +2039,44 @@
         <w:pStyle w:val="ListBullet"/>
         <w:numPr>
           <w:ilvl w:val="0"/>
-          <w:numId w:val="7"/>
-        </w:numPr>
-        <w:rPr/>
-      </w:pPr>
-      <w:r>
-        <w:rPr/>
-        <w:t>Designed and implemented GitLab CI pipelines for numerous projects across two teams.</w:t>
-      </w:r>
-    </w:p>
-    <w:p>
-      <w:pPr>
-        <w:pStyle w:val="ListBullet"/>
-        <w:numPr>
-          <w:ilvl w:val="0"/>
-          <w:numId w:val="7"/>
-        </w:numPr>
-        <w:rPr/>
-      </w:pPr>
-      <w:r>
-        <w:rPr/>
-        <w:t>Automated build and deployment of RPMs using Python setuptools, FPM, GitLab CI, Faro and Ansible.</w:t>
-      </w:r>
-    </w:p>
-    <w:p>
-      <w:pPr>
-        <w:pStyle w:val="ListBullet"/>
-        <w:numPr>
-          <w:ilvl w:val="0"/>
-          <w:numId w:val="7"/>
-        </w:numPr>
-        <w:rPr/>
-      </w:pPr>
-      <w:r>
-        <w:rPr/>
-        <w:t>Developed and deployed several Docker images for use on GitLab runners.</w:t>
+          <w:numId w:val="0"/>
+        </w:numPr>
+        <w:ind w:hanging="144" w:start="144"/>
+        <w:rPr/>
+      </w:pPr>
+      <w:r>
+        <w:rPr/>
+        <w:t>- Designed and implemented GitLab CI pipelines for numerous projects across two teams.</w:t>
+      </w:r>
+    </w:p>
+    <w:p>
+      <w:pPr>
+        <w:pStyle w:val="ListBullet"/>
+        <w:numPr>
+          <w:ilvl w:val="0"/>
+          <w:numId w:val="0"/>
+        </w:numPr>
+        <w:ind w:hanging="144" w:start="144"/>
+        <w:rPr/>
+      </w:pPr>
+      <w:r>
+        <w:rPr/>
+        <w:t>- Automated build and deployment of RPMs using Python setuptools, FPM, GitLab CI, Faro and Ansible.</w:t>
+      </w:r>
+    </w:p>
+    <w:p>
+      <w:pPr>
+        <w:pStyle w:val="ListBullet"/>
+        <w:numPr>
+          <w:ilvl w:val="0"/>
+          <w:numId w:val="0"/>
+        </w:numPr>
+        <w:ind w:hanging="144" w:start="144"/>
+        <w:rPr/>
+      </w:pPr>
+      <w:r>
+        <w:rPr/>
+        <w:t>- Developed and deployed several Docker images for use on GitLab runners.</w:t>
       </w:r>
     </w:p>
     <w:p>
@@ -2061,41 +2094,44 @@
         <w:pStyle w:val="ListBullet"/>
         <w:numPr>
           <w:ilvl w:val="0"/>
-          <w:numId w:val="7"/>
-        </w:numPr>
-        <w:rPr/>
-      </w:pPr>
-      <w:r>
-        <w:rPr/>
-        <w:t>Spearheaded unit testing efforts using pytest and Pester for testing of Python, BASH, and PowerShell code bases.</w:t>
-      </w:r>
-    </w:p>
-    <w:p>
-      <w:pPr>
-        <w:pStyle w:val="ListBullet"/>
-        <w:numPr>
-          <w:ilvl w:val="0"/>
-          <w:numId w:val="7"/>
-        </w:numPr>
-        <w:rPr/>
-      </w:pPr>
-      <w:r>
-        <w:rPr/>
-        <w:t>Added coverage reporting for numerous Python code bases using pytest-cov.</w:t>
-      </w:r>
-    </w:p>
-    <w:p>
-      <w:pPr>
-        <w:pStyle w:val="ListBullet"/>
-        <w:numPr>
-          <w:ilvl w:val="0"/>
-          <w:numId w:val="7"/>
-        </w:numPr>
-        <w:rPr/>
-      </w:pPr>
-      <w:r>
-        <w:rPr/>
-        <w:t>Developed BASH and Python implementations of a log monitoring service.</w:t>
+          <w:numId w:val="0"/>
+        </w:numPr>
+        <w:ind w:hanging="144" w:start="144"/>
+        <w:rPr/>
+      </w:pPr>
+      <w:r>
+        <w:rPr/>
+        <w:t>- Spearheaded unit testing efforts using pytest and Pester for testing of Python, BASH, and PowerShell code bases.</w:t>
+      </w:r>
+    </w:p>
+    <w:p>
+      <w:pPr>
+        <w:pStyle w:val="ListBullet"/>
+        <w:numPr>
+          <w:ilvl w:val="0"/>
+          <w:numId w:val="0"/>
+        </w:numPr>
+        <w:ind w:hanging="144" w:start="144"/>
+        <w:rPr/>
+      </w:pPr>
+      <w:r>
+        <w:rPr/>
+        <w:t>- Added coverage reporting for numerous Python code bases using pytest-cov.</w:t>
+      </w:r>
+    </w:p>
+    <w:p>
+      <w:pPr>
+        <w:pStyle w:val="ListBullet"/>
+        <w:numPr>
+          <w:ilvl w:val="0"/>
+          <w:numId w:val="0"/>
+        </w:numPr>
+        <w:ind w:hanging="144" w:start="144"/>
+        <w:rPr/>
+      </w:pPr>
+      <w:r>
+        <w:rPr/>
+        <w:t>- Developed BASH and Python implementations of a log monitoring service.</w:t>
       </w:r>
     </w:p>
     <w:p>
@@ -2154,69 +2190,74 @@
         <w:pStyle w:val="ListBullet"/>
         <w:numPr>
           <w:ilvl w:val="0"/>
-          <w:numId w:val="7"/>
-        </w:numPr>
-        <w:rPr/>
-      </w:pPr>
-      <w:r>
-        <w:rPr/>
-        <w:t>Improved continuous integration, deployment, and delivery.</w:t>
-      </w:r>
-    </w:p>
-    <w:p>
-      <w:pPr>
-        <w:pStyle w:val="ListBullet"/>
-        <w:numPr>
-          <w:ilvl w:val="0"/>
-          <w:numId w:val="7"/>
-        </w:numPr>
-        <w:rPr/>
-      </w:pPr>
-      <w:r>
-        <w:rPr/>
-        <w:t>Developed multiple continuous delivery pipelines with Jenkins.</w:t>
-      </w:r>
-    </w:p>
-    <w:p>
-      <w:pPr>
-        <w:pStyle w:val="ListBullet"/>
-        <w:numPr>
-          <w:ilvl w:val="0"/>
-          <w:numId w:val="7"/>
-        </w:numPr>
-        <w:rPr/>
-      </w:pPr>
-      <w:r>
-        <w:rPr/>
-        <w:t>Replicated services and software from Fox Media AWS accounts.</w:t>
-      </w:r>
-    </w:p>
-    <w:p>
-      <w:pPr>
-        <w:pStyle w:val="ListBullet"/>
-        <w:numPr>
-          <w:ilvl w:val="0"/>
-          <w:numId w:val="7"/>
-        </w:numPr>
-        <w:rPr/>
-      </w:pPr>
-      <w:r>
-        <w:rPr/>
-        <w:t xml:space="preserve">Implemented deployment of Docker Swarm clusters to AWS with Terraform. </w:t>
-      </w:r>
-    </w:p>
-    <w:p>
-      <w:pPr>
-        <w:pStyle w:val="ListBullet"/>
-        <w:numPr>
-          <w:ilvl w:val="0"/>
-          <w:numId w:val="7"/>
-        </w:numPr>
-        <w:rPr/>
-      </w:pPr>
-      <w:r>
-        <w:rPr/>
-        <w:t>Deployed monitoring packages such as New Relic, Splunk and Sysdig to all systems managed by the operations team with Ansible.</w:t>
+          <w:numId w:val="0"/>
+        </w:numPr>
+        <w:ind w:hanging="144" w:start="144"/>
+        <w:rPr/>
+      </w:pPr>
+      <w:r>
+        <w:rPr/>
+        <w:t>- Improved continuous integration, deployment, and delivery.</w:t>
+      </w:r>
+    </w:p>
+    <w:p>
+      <w:pPr>
+        <w:pStyle w:val="ListBullet"/>
+        <w:numPr>
+          <w:ilvl w:val="0"/>
+          <w:numId w:val="0"/>
+        </w:numPr>
+        <w:ind w:hanging="144" w:start="144"/>
+        <w:rPr/>
+      </w:pPr>
+      <w:r>
+        <w:rPr/>
+        <w:t>- Developed multiple continuous delivery pipelines with Jenkins.</w:t>
+      </w:r>
+    </w:p>
+    <w:p>
+      <w:pPr>
+        <w:pStyle w:val="ListBullet"/>
+        <w:numPr>
+          <w:ilvl w:val="0"/>
+          <w:numId w:val="0"/>
+        </w:numPr>
+        <w:ind w:hanging="144" w:start="144"/>
+        <w:rPr/>
+      </w:pPr>
+      <w:r>
+        <w:rPr/>
+        <w:t>- Replicated services and software from Fox Media AWS accounts.</w:t>
+      </w:r>
+    </w:p>
+    <w:p>
+      <w:pPr>
+        <w:pStyle w:val="ListBullet"/>
+        <w:numPr>
+          <w:ilvl w:val="0"/>
+          <w:numId w:val="0"/>
+        </w:numPr>
+        <w:ind w:hanging="144" w:start="144"/>
+        <w:rPr/>
+      </w:pPr>
+      <w:r>
+        <w:rPr/>
+        <w:t xml:space="preserve">- Implemented deployment of Docker Swarm clusters to AWS with Terraform. </w:t>
+      </w:r>
+    </w:p>
+    <w:p>
+      <w:pPr>
+        <w:pStyle w:val="ListBullet"/>
+        <w:numPr>
+          <w:ilvl w:val="0"/>
+          <w:numId w:val="0"/>
+        </w:numPr>
+        <w:ind w:hanging="144" w:start="144"/>
+        <w:rPr/>
+      </w:pPr>
+      <w:r>
+        <w:rPr/>
+        <w:t>- Deployed monitoring packages such as New Relic, Splunk and Sysdig to all systems managed by the operations team with Ansible.</w:t>
       </w:r>
     </w:p>
     <w:p>
@@ -2275,69 +2316,74 @@
         <w:pStyle w:val="ListBullet"/>
         <w:numPr>
           <w:ilvl w:val="0"/>
-          <w:numId w:val="7"/>
-        </w:numPr>
-        <w:rPr/>
-      </w:pPr>
-      <w:r>
-        <w:rPr/>
-        <w:t>Updated Step Function and its constituent Lambda functions such that successfully processed events read from a Simple Queue Service queue would be written to a Kinesis stream.</w:t>
-      </w:r>
-    </w:p>
-    <w:p>
-      <w:pPr>
-        <w:pStyle w:val="ListBullet"/>
-        <w:numPr>
-          <w:ilvl w:val="0"/>
-          <w:numId w:val="7"/>
-        </w:numPr>
-        <w:rPr/>
-      </w:pPr>
-      <w:r>
-        <w:rPr/>
-        <w:t>Added API key authorization to existing API to enable access via an API Gateway to create the CMDB Client API.</w:t>
-      </w:r>
-    </w:p>
-    <w:p>
-      <w:pPr>
-        <w:pStyle w:val="ListBullet"/>
-        <w:numPr>
-          <w:ilvl w:val="0"/>
-          <w:numId w:val="7"/>
-        </w:numPr>
-        <w:rPr/>
-      </w:pPr>
-      <w:r>
-        <w:rPr/>
-        <w:t>Automated the deployment of DynamoDB tables and previously mentioned Kinesis stream with Faro.</w:t>
-      </w:r>
-    </w:p>
-    <w:p>
-      <w:pPr>
-        <w:pStyle w:val="ListBullet"/>
-        <w:numPr>
-          <w:ilvl w:val="0"/>
-          <w:numId w:val="7"/>
-        </w:numPr>
-        <w:rPr/>
-      </w:pPr>
-      <w:r>
-        <w:rPr/>
-        <w:t>Wrote Python to acquire statistics and publish them to a Grafana endpoint.</w:t>
-      </w:r>
-    </w:p>
-    <w:p>
-      <w:pPr>
-        <w:pStyle w:val="ListBullet"/>
-        <w:numPr>
-          <w:ilvl w:val="0"/>
-          <w:numId w:val="7"/>
-        </w:numPr>
-        <w:rPr/>
-      </w:pPr>
-      <w:r>
-        <w:rPr/>
-        <w:t>Implemented GitLab Continuous Integration for testing and deployment</w:t>
+          <w:numId w:val="0"/>
+        </w:numPr>
+        <w:ind w:hanging="144" w:start="144"/>
+        <w:rPr/>
+      </w:pPr>
+      <w:r>
+        <w:rPr/>
+        <w:t>- Updated Step Function and its constituent Lambda functions such that successfully processed events read from a Simple Queue Service queue would be written to a Kinesis stream.</w:t>
+      </w:r>
+    </w:p>
+    <w:p>
+      <w:pPr>
+        <w:pStyle w:val="ListBullet"/>
+        <w:numPr>
+          <w:ilvl w:val="0"/>
+          <w:numId w:val="0"/>
+        </w:numPr>
+        <w:ind w:hanging="144" w:start="144"/>
+        <w:rPr/>
+      </w:pPr>
+      <w:r>
+        <w:rPr/>
+        <w:t>- Added API key authorization to existing API to enable access via an API Gateway to create the CMDB Client API.</w:t>
+      </w:r>
+    </w:p>
+    <w:p>
+      <w:pPr>
+        <w:pStyle w:val="ListBullet"/>
+        <w:numPr>
+          <w:ilvl w:val="0"/>
+          <w:numId w:val="0"/>
+        </w:numPr>
+        <w:ind w:hanging="144" w:start="144"/>
+        <w:rPr/>
+      </w:pPr>
+      <w:r>
+        <w:rPr/>
+        <w:t>- Automated the deployment of DynamoDB tables and previously mentioned Kinesis stream with Faro.</w:t>
+      </w:r>
+    </w:p>
+    <w:p>
+      <w:pPr>
+        <w:pStyle w:val="ListBullet"/>
+        <w:numPr>
+          <w:ilvl w:val="0"/>
+          <w:numId w:val="0"/>
+        </w:numPr>
+        <w:ind w:hanging="144" w:start="144"/>
+        <w:rPr/>
+      </w:pPr>
+      <w:r>
+        <w:rPr/>
+        <w:t>- Wrote Python to acquire statistics and publish them to a Grafana endpoint.</w:t>
+      </w:r>
+    </w:p>
+    <w:p>
+      <w:pPr>
+        <w:pStyle w:val="ListBullet"/>
+        <w:numPr>
+          <w:ilvl w:val="0"/>
+          <w:numId w:val="0"/>
+        </w:numPr>
+        <w:ind w:hanging="144" w:start="144"/>
+        <w:rPr/>
+      </w:pPr>
+      <w:r>
+        <w:rPr/>
+        <w:t>- Implemented GitLab Continuous Integration for testing and deployment</w:t>
       </w:r>
     </w:p>
     <w:p>
@@ -2394,13 +2440,14 @@
         <w:pStyle w:val="ListBullet"/>
         <w:numPr>
           <w:ilvl w:val="0"/>
-          <w:numId w:val="7"/>
-        </w:numPr>
-        <w:rPr/>
-      </w:pPr>
-      <w:r>
-        <w:rPr/>
-        <w:t>Managed gahan-corporation.com mail services using Postfix with Courier (IMAP) then migrating to Dovecot with Ansible, Docker, AWS ECS, and AWS Route53.</w:t>
+          <w:numId w:val="0"/>
+        </w:numPr>
+        <w:ind w:hanging="144" w:start="144"/>
+        <w:rPr/>
+      </w:pPr>
+      <w:r>
+        <w:rPr/>
+        <w:t>- Managed gahan-corporation.com mail services using Postfix with Courier (IMAP) then migrating to Dovecot with Ansible, Docker, AWS ECS, and AWS Route53.</w:t>
       </w:r>
     </w:p>
     <w:p>
@@ -2437,14 +2484,14 @@
         <w:pStyle w:val="ListBullet2"/>
         <w:numPr>
           <w:ilvl w:val="0"/>
-          <w:numId w:val="6"/>
+          <w:numId w:val="0"/>
         </w:numPr>
         <w:ind w:hanging="0" w:start="0"/>
         <w:rPr/>
       </w:pPr>
       <w:r>
         <w:rPr/>
-        <w:t>Automated management of development, staging, and production Odoo environments, as well as PostgreSQL servers and databases with Ansible and Docker.</w:t>
+        <w:t>- Automated management of development, staging, and production Odoo environments, as well as PostgreSQL servers and databases with</w:t>
       </w:r>
     </w:p>
     <w:p>
@@ -2452,14 +2499,18 @@
         <w:pStyle w:val="ListBullet2"/>
         <w:numPr>
           <w:ilvl w:val="0"/>
-          <w:numId w:val="6"/>
+          <w:numId w:val="0"/>
         </w:numPr>
         <w:ind w:hanging="0" w:start="0"/>
         <w:rPr/>
       </w:pPr>
       <w:r>
         <w:rPr/>
-        <w:t>Designed and deployed CI/CD system with Jenkins on Linode which enabled automated testing of Python and PostgreSQL with PyTest, Ansible, and Docker.</w:t>
+        <w:t xml:space="preserve">  </w:t>
+      </w:r>
+      <w:r>
+        <w:rPr/>
+        <w:t>Ansible and Docker.</w:t>
       </w:r>
     </w:p>
     <w:p>
@@ -2467,14 +2518,14 @@
         <w:pStyle w:val="ListBullet2"/>
         <w:numPr>
           <w:ilvl w:val="0"/>
-          <w:numId w:val="6"/>
+          <w:numId w:val="0"/>
         </w:numPr>
         <w:ind w:hanging="0" w:start="0"/>
         <w:rPr/>
       </w:pPr>
       <w:r>
         <w:rPr/>
-        <w:t>Developed Odoo Enterprise Modules with Python, PostgreSQL, and SQLAlchemy that required extreme reduction of cyclomatic complexity, complete rewrites to comply with PEP8, in addition to a far greater number of bug fixes than was ever accounted for.</w:t>
+        <w:t xml:space="preserve">- Designed and deployed CI/CD system with Jenkins on Linode which enabled automated testing of Python and PostgreSQL with PyTest, </w:t>
       </w:r>
     </w:p>
     <w:p>
@@ -2482,14 +2533,86 @@
         <w:pStyle w:val="ListBullet2"/>
         <w:numPr>
           <w:ilvl w:val="0"/>
-          <w:numId w:val="6"/>
+          <w:numId w:val="0"/>
         </w:numPr>
         <w:ind w:hanging="0" w:start="0"/>
         <w:rPr/>
       </w:pPr>
       <w:r>
         <w:rPr/>
-        <w:t>Discovered mission critical inconsistencies in accounting and inventory data which was causing valuation errors more than one million dollars using Odoo, PostgreSQL, Python, and SQLAlchemy.</w:t>
+        <w:t xml:space="preserve">  </w:t>
+      </w:r>
+      <w:r>
+        <w:rPr/>
+        <w:t>Ansible, and Docker.</w:t>
+      </w:r>
+    </w:p>
+    <w:p>
+      <w:pPr>
+        <w:pStyle w:val="ListBullet2"/>
+        <w:numPr>
+          <w:ilvl w:val="0"/>
+          <w:numId w:val="0"/>
+        </w:numPr>
+        <w:ind w:hanging="0" w:start="0"/>
+        <w:rPr/>
+      </w:pPr>
+      <w:r>
+        <w:rPr/>
+        <w:t xml:space="preserve">- Developed Odoo Enterprise Modules with Python, PostgreSQL, and SQLAlchemy that required extreme reduction of cyclomatic complexity, </w:t>
+      </w:r>
+    </w:p>
+    <w:p>
+      <w:pPr>
+        <w:pStyle w:val="ListBullet2"/>
+        <w:numPr>
+          <w:ilvl w:val="0"/>
+          <w:numId w:val="0"/>
+        </w:numPr>
+        <w:ind w:hanging="0" w:start="0"/>
+        <w:rPr/>
+      </w:pPr>
+      <w:r>
+        <w:rPr/>
+        <w:t xml:space="preserve">  </w:t>
+      </w:r>
+      <w:r>
+        <w:rPr/>
+        <w:t>complete rewrites to comply with PEP8, in addition to a far greater number of bug fixes than was ever accounted for.</w:t>
+      </w:r>
+    </w:p>
+    <w:p>
+      <w:pPr>
+        <w:pStyle w:val="ListBullet2"/>
+        <w:numPr>
+          <w:ilvl w:val="0"/>
+          <w:numId w:val="0"/>
+        </w:numPr>
+        <w:ind w:hanging="0" w:start="0"/>
+        <w:rPr/>
+      </w:pPr>
+      <w:r>
+        <w:rPr/>
+        <w:t xml:space="preserve">- Discovered mission critical inconsistencies in accounting and inventory data which was causing valuation errors more than one million dollars </w:t>
+      </w:r>
+    </w:p>
+    <w:p>
+      <w:pPr>
+        <w:pStyle w:val="ListBullet2"/>
+        <w:numPr>
+          <w:ilvl w:val="0"/>
+          <w:numId w:val="0"/>
+        </w:numPr>
+        <w:ind w:hanging="0" w:start="0"/>
+        <w:rPr/>
+      </w:pPr>
+      <w:r>
+        <w:rPr/>
+        <w:t xml:space="preserve">  </w:t>
+      </w:r>
+      <w:r>
+        <w:rPr/>
+        <w:t>using Odoo, PostgreSQL, Python, and SQLAlchemy.</w:t>
       </w:r>
     </w:p>
     <w:p>
@@ -2538,14 +2661,14 @@
         <w:pStyle w:val="ListBullet2"/>
         <w:numPr>
           <w:ilvl w:val="0"/>
-          <w:numId w:val="6"/>
+          <w:numId w:val="0"/>
         </w:numPr>
         <w:ind w:hanging="0" w:start="0"/>
         <w:rPr/>
       </w:pPr>
       <w:r>
         <w:rPr/>
-        <w:t>Deployed, managed, and automated configuration of Atlassian suite (JIRA, Bitbucket, Confluence) with Amazon EC2, Amazon ECS, Ansible, Docker, and Ubuntu.</w:t>
+        <w:t xml:space="preserve">- Deployed, managed, and automated configuration of Atlassian suite (JIRA, Bitbucket, Confluence) with Amazon EC2, Amazon ECS, Ansible,  </w:t>
       </w:r>
     </w:p>
     <w:p>
@@ -2553,14 +2676,18 @@
         <w:pStyle w:val="ListBullet2"/>
         <w:numPr>
           <w:ilvl w:val="0"/>
-          <w:numId w:val="6"/>
+          <w:numId w:val="0"/>
         </w:numPr>
         <w:ind w:hanging="0" w:start="0"/>
         <w:rPr/>
       </w:pPr>
       <w:r>
         <w:rPr/>
-        <w:t>Deployed and maintained mail services for my-ubox.com with, Postfix Courier (IMAP), Ansible, Amazon ECS, and Docker.</w:t>
+        <w:t xml:space="preserve">  </w:t>
+      </w:r>
+      <w:r>
+        <w:rPr/>
+        <w:t>Docker, and Ubuntu.</w:t>
       </w:r>
     </w:p>
     <w:p>
@@ -2568,14 +2695,14 @@
         <w:pStyle w:val="ListBullet2"/>
         <w:numPr>
           <w:ilvl w:val="0"/>
-          <w:numId w:val="6"/>
+          <w:numId w:val="0"/>
         </w:numPr>
         <w:ind w:hanging="0" w:start="0"/>
         <w:rPr/>
       </w:pPr>
       <w:r>
         <w:rPr/>
-        <w:t>Administered and automated maintenance of Odoo ERP servers (development and production) with Ansible, Python, Docker, Amazon ECS and PostgreSQL.</w:t>
+        <w:t>- Deployed and maintained mail services for my-ubox.com with, Postfix Courier (IMAP), Ansible, Amazon ECS, and Docker.</w:t>
       </w:r>
     </w:p>
     <w:p>
@@ -2583,14 +2710,14 @@
         <w:pStyle w:val="ListBullet2"/>
         <w:numPr>
           <w:ilvl w:val="0"/>
-          <w:numId w:val="6"/>
+          <w:numId w:val="0"/>
         </w:numPr>
         <w:ind w:hanging="0" w:start="0"/>
         <w:rPr/>
       </w:pPr>
       <w:r>
         <w:rPr/>
-        <w:t>Trained team members on proper use of git and gitflow to manage branching and deployment to production.</w:t>
+        <w:t xml:space="preserve">- Administered and automated maintenance of Odoo ERP servers (development and production) with Ansible, Python, Docker, Amazon ECS and   </w:t>
       </w:r>
     </w:p>
     <w:p>
@@ -2598,14 +2725,48 @@
         <w:pStyle w:val="ListBullet2"/>
         <w:numPr>
           <w:ilvl w:val="0"/>
-          <w:numId w:val="6"/>
+          <w:numId w:val="0"/>
         </w:numPr>
         <w:ind w:hanging="0" w:start="0"/>
         <w:rPr/>
       </w:pPr>
       <w:r>
         <w:rPr/>
-        <w:t>Implemented push-to-deploy on Abiogenix web repositories to allow developers to deploy to production without using ssh.</w:t>
+        <w:t xml:space="preserve">  </w:t>
+      </w:r>
+      <w:r>
+        <w:rPr/>
+        <w:t>PostgreSQL.</w:t>
+      </w:r>
+    </w:p>
+    <w:p>
+      <w:pPr>
+        <w:pStyle w:val="ListBullet2"/>
+        <w:numPr>
+          <w:ilvl w:val="0"/>
+          <w:numId w:val="0"/>
+        </w:numPr>
+        <w:ind w:hanging="0" w:start="0"/>
+        <w:rPr/>
+      </w:pPr>
+      <w:r>
+        <w:rPr/>
+        <w:t>- Trained team members on proper use of git and gitflow to manage branching and deployment to production.</w:t>
+      </w:r>
+    </w:p>
+    <w:p>
+      <w:pPr>
+        <w:pStyle w:val="ListBullet2"/>
+        <w:numPr>
+          <w:ilvl w:val="0"/>
+          <w:numId w:val="0"/>
+        </w:numPr>
+        <w:ind w:hanging="0" w:start="0"/>
+        <w:rPr/>
+      </w:pPr>
+      <w:r>
+        <w:rPr/>
+        <w:t>- Implemented push-to-deploy on Abiogenix web repositories to allow developers to deploy to production without using ssh.</w:t>
       </w:r>
     </w:p>
     <w:p>
@@ -2655,14 +2816,14 @@
         <w:pStyle w:val="ListBullet2"/>
         <w:numPr>
           <w:ilvl w:val="0"/>
-          <w:numId w:val="6"/>
+          <w:numId w:val="0"/>
         </w:numPr>
         <w:ind w:hanging="0" w:start="0"/>
         <w:rPr/>
       </w:pPr>
       <w:r>
         <w:rPr/>
-        <w:t>Configured, deployed, and provided instruction for a CRM system using Ansible, BASH, and AWS EC2.</w:t>
+        <w:t>- Configured, deployed, and provided instruction for a CRM system using Ansible, BASH, and AWS EC2.</w:t>
       </w:r>
     </w:p>
     <w:p>
@@ -2670,14 +2831,14 @@
         <w:pStyle w:val="ListBullet2"/>
         <w:numPr>
           <w:ilvl w:val="0"/>
-          <w:numId w:val="6"/>
+          <w:numId w:val="0"/>
         </w:numPr>
         <w:ind w:hanging="0" w:start="0"/>
         <w:rPr/>
       </w:pPr>
       <w:r>
         <w:rPr/>
-        <w:t>Developed automated distribution of public keys to EC2 instances based on user groups with AWS EC2, AWS IAM, Python, BASH and Ansible.</w:t>
+        <w:t xml:space="preserve">- Developed automated distribution of public keys to EC2 instances based on user groups with AWS EC2, AWS IAM, Python, BASH and </w:t>
       </w:r>
     </w:p>
     <w:p>
@@ -2685,14 +2846,33 @@
         <w:pStyle w:val="ListBullet2"/>
         <w:numPr>
           <w:ilvl w:val="0"/>
-          <w:numId w:val="6"/>
+          <w:numId w:val="0"/>
         </w:numPr>
         <w:ind w:hanging="0" w:start="0"/>
         <w:rPr/>
       </w:pPr>
       <w:r>
         <w:rPr/>
-        <w:t>Automated configuration of EC2 instances with Ansible and BASH.</w:t>
+        <w:t xml:space="preserve">  </w:t>
+      </w:r>
+      <w:r>
+        <w:rPr/>
+        <w:t>Ansible.</w:t>
+      </w:r>
+    </w:p>
+    <w:p>
+      <w:pPr>
+        <w:pStyle w:val="ListBullet2"/>
+        <w:numPr>
+          <w:ilvl w:val="0"/>
+          <w:numId w:val="0"/>
+        </w:numPr>
+        <w:ind w:hanging="0" w:start="0"/>
+        <w:rPr/>
+      </w:pPr>
+      <w:r>
+        <w:rPr/>
+        <w:t>- Automated configuration of EC2 instances with Ansible and BASH.</w:t>
       </w:r>
     </w:p>
     <w:p>
@@ -2750,27 +2930,29 @@
         <w:pStyle w:val="ListBullet"/>
         <w:numPr>
           <w:ilvl w:val="0"/>
-          <w:numId w:val="7"/>
-        </w:numPr>
-        <w:rPr/>
-      </w:pPr>
-      <w:r>
-        <w:rPr/>
-        <w:t>Implemented CI/CD for an internal project which was a year behind schedule to enable the developers to deliver bug fixes and new features daily with Jenkins, Ansible, Python, Web2Py, and Ansible Tower.</w:t>
-      </w:r>
-    </w:p>
-    <w:p>
-      <w:pPr>
-        <w:pStyle w:val="ListBullet"/>
-        <w:numPr>
-          <w:ilvl w:val="0"/>
-          <w:numId w:val="7"/>
-        </w:numPr>
-        <w:rPr/>
-      </w:pPr>
-      <w:r>
-        <w:rPr/>
-        <w:t>Managed and monitored cloud infrastructure of roughly 30 EC2 instances using Ansible, Ansible Tower, BASH, CentOS, Ubuntu, and New Relic.</w:t>
+          <w:numId w:val="0"/>
+        </w:numPr>
+        <w:ind w:hanging="144" w:start="144"/>
+        <w:rPr/>
+      </w:pPr>
+      <w:r>
+        <w:rPr/>
+        <w:t>- Implemented CI/CD for an internal project which was a year behind schedule to enable the developers to deliver bug fixes and new features daily with Jenkins, Ansible, Python, Web2Py, and Ansible Tower.</w:t>
+      </w:r>
+    </w:p>
+    <w:p>
+      <w:pPr>
+        <w:pStyle w:val="ListBullet"/>
+        <w:numPr>
+          <w:ilvl w:val="0"/>
+          <w:numId w:val="0"/>
+        </w:numPr>
+        <w:ind w:hanging="144" w:start="144"/>
+        <w:rPr/>
+      </w:pPr>
+      <w:r>
+        <w:rPr/>
+        <w:t>- Managed and monitored cloud infrastructure of roughly 30 EC2 instances using Ansible, Ansible Tower, BASH, CentOS, Ubuntu, and New Relic.</w:t>
       </w:r>
     </w:p>
     <w:p>
@@ -2779,7 +2961,7 @@
         <w:widowControl/>
         <w:numPr>
           <w:ilvl w:val="0"/>
-          <w:numId w:val="7"/>
+          <w:numId w:val="0"/>
         </w:numPr>
         <w:suppressAutoHyphens w:val="true"/>
         <w:bidi w:val="0"/>
@@ -2807,7 +2989,7 @@
           <w:szCs w:val="18"/>
           <w:lang w:val="en-US" w:eastAsia="en-US" w:bidi="ar-SA"/>
         </w:rPr>
-        <w:t>Alerted stakeholders to failing jobs in Ansible Tower or non-functional infrastructure with New Relic, PagerDuty, Python, and Ansible.</w:t>
+        <w:t>- Alerted stakeholders to failing jobs in Ansible Tower or non-functional infrastructure with New Relic, PagerDuty, Python, and Ansible.</w:t>
       </w:r>
     </w:p>
     <w:p>
@@ -2830,13 +3012,14 @@
         <w:pStyle w:val="ListBullet"/>
         <w:numPr>
           <w:ilvl w:val="0"/>
-          <w:numId w:val="7"/>
-        </w:numPr>
-        <w:rPr/>
-      </w:pPr>
-      <w:r>
-        <w:rPr/>
-        <w:t>Trained and guided WorkDay migration team in the use of Python, Pandas and JupyterHub through completion of the project.</w:t>
+          <w:numId w:val="0"/>
+        </w:numPr>
+        <w:ind w:hanging="144" w:start="144"/>
+        <w:rPr/>
+      </w:pPr>
+      <w:r>
+        <w:rPr/>
+        <w:t>- Trained and guided WorkDay migration team in the use of Python, Pandas and JupyterHub through completion of the project.</w:t>
       </w:r>
     </w:p>
     <w:p>
@@ -2892,55 +3075,59 @@
         <w:pStyle w:val="ListBullet"/>
         <w:numPr>
           <w:ilvl w:val="0"/>
-          <w:numId w:val="7"/>
-        </w:numPr>
-        <w:rPr/>
-      </w:pPr>
-      <w:r>
-        <w:rPr/>
-        <w:t>Automated deployment of Customer 360 services to reduce time to deploy from several weElastic Kubernetes Service to less than an hour with Ansible, BASH, Java, Ant, Maven, Tomcat, and Scala Build Tool.</w:t>
-      </w:r>
-    </w:p>
-    <w:p>
-      <w:pPr>
-        <w:pStyle w:val="ListBullet"/>
-        <w:numPr>
-          <w:ilvl w:val="0"/>
-          <w:numId w:val="7"/>
-        </w:numPr>
-        <w:rPr/>
-      </w:pPr>
-      <w:r>
-        <w:rPr/>
-        <w:t>Managed configuration and maintenance of Customer 360 cloud infrastructure consisting of roughly 10 Red Hat Linux EC2 instances using Ansible, BASH, and Python.</w:t>
-      </w:r>
-    </w:p>
-    <w:p>
-      <w:pPr>
-        <w:pStyle w:val="ListBullet"/>
-        <w:numPr>
-          <w:ilvl w:val="0"/>
-          <w:numId w:val="7"/>
-        </w:numPr>
-        <w:rPr/>
-      </w:pPr>
-      <w:r>
-        <w:rPr/>
-        <w:t>Designed, deployed, and implemented automated tests and deployment of Customer 360 code written in Java, Scala, and Python with Ansible, BASH, Ant, Maven, and Jenkins.</w:t>
-      </w:r>
-    </w:p>
-    <w:p>
-      <w:pPr>
-        <w:pStyle w:val="ListBullet"/>
-        <w:numPr>
-          <w:ilvl w:val="0"/>
-          <w:numId w:val="7"/>
-        </w:numPr>
-        <w:rPr/>
-      </w:pPr>
-      <w:r>
-        <w:rPr/>
-        <w:t>Supported a team of 25 developers with Jenkins CI, Bitbucket, and Ansible to ensure they were able to release on time.</w:t>
+          <w:numId w:val="0"/>
+        </w:numPr>
+        <w:ind w:hanging="144" w:start="144"/>
+        <w:rPr/>
+      </w:pPr>
+      <w:r>
+        <w:rPr/>
+        <w:t>- Automated deployment of Customer 360 services to reduce time to deploy from several weElastic Kubernetes Service to less than an hour with Ansible, BASH, Java, Ant, Maven, Tomcat, and Scala Build Tool.</w:t>
+      </w:r>
+    </w:p>
+    <w:p>
+      <w:pPr>
+        <w:pStyle w:val="ListBullet"/>
+        <w:numPr>
+          <w:ilvl w:val="0"/>
+          <w:numId w:val="0"/>
+        </w:numPr>
+        <w:ind w:hanging="144" w:start="144"/>
+        <w:rPr/>
+      </w:pPr>
+      <w:r>
+        <w:rPr/>
+        <w:t>- Managed configuration and maintenance of Customer 360 cloud infrastructure consisting of roughly 10 Red Hat Linux EC2 instances using Ansible, BASH, and Python.</w:t>
+      </w:r>
+    </w:p>
+    <w:p>
+      <w:pPr>
+        <w:pStyle w:val="ListBullet"/>
+        <w:numPr>
+          <w:ilvl w:val="0"/>
+          <w:numId w:val="0"/>
+        </w:numPr>
+        <w:ind w:hanging="144" w:start="144"/>
+        <w:rPr/>
+      </w:pPr>
+      <w:r>
+        <w:rPr/>
+        <w:t>- Designed, deployed, and implemented automated tests and deployment of Customer 360 code written in Java, Scala, and Python with Ansible, BASH, Ant, Maven, and Jenkins.</w:t>
+      </w:r>
+    </w:p>
+    <w:p>
+      <w:pPr>
+        <w:pStyle w:val="ListBullet"/>
+        <w:numPr>
+          <w:ilvl w:val="0"/>
+          <w:numId w:val="0"/>
+        </w:numPr>
+        <w:ind w:hanging="144" w:start="144"/>
+        <w:rPr/>
+      </w:pPr>
+      <w:r>
+        <w:rPr/>
+        <w:t>- Supported a team of 25 developers with Jenkins CI, Bitbucket, and Ansible to ensure they were able to release on time.</w:t>
       </w:r>
     </w:p>
     <w:p>
@@ -2958,55 +3145,59 @@
         <w:pStyle w:val="ListBullet"/>
         <w:numPr>
           <w:ilvl w:val="0"/>
-          <w:numId w:val="7"/>
-        </w:numPr>
-        <w:rPr/>
-      </w:pPr>
-      <w:r>
-        <w:rPr/>
-        <w:t>Provided instruction on the use of git, gitflow, Bitbucket, and best practices for commits and merges to Customer 360 developers after gaining consensus and approval of Customer 360 management with an A3 presentation.</w:t>
-      </w:r>
-    </w:p>
-    <w:p>
-      <w:pPr>
-        <w:pStyle w:val="ListBullet"/>
-        <w:numPr>
-          <w:ilvl w:val="0"/>
-          <w:numId w:val="7"/>
-        </w:numPr>
-        <w:rPr/>
-      </w:pPr>
-      <w:r>
-        <w:rPr/>
-        <w:t>Refactored and developed web scraping software using ScraPY, Python, and Ansible.</w:t>
-      </w:r>
-    </w:p>
-    <w:p>
-      <w:pPr>
-        <w:pStyle w:val="ListBullet"/>
-        <w:numPr>
-          <w:ilvl w:val="0"/>
-          <w:numId w:val="7"/>
-        </w:numPr>
-        <w:rPr/>
-      </w:pPr>
-      <w:r>
-        <w:rPr/>
-        <w:t>Provided instruction on compliance to team of remote Python developers.</w:t>
-      </w:r>
-    </w:p>
-    <w:p>
-      <w:pPr>
-        <w:pStyle w:val="ListBullet"/>
-        <w:numPr>
-          <w:ilvl w:val="0"/>
-          <w:numId w:val="7"/>
-        </w:numPr>
-        <w:rPr/>
-      </w:pPr>
-      <w:r>
-        <w:rPr/>
-        <w:t>Participated in sprint planning and review cycle with Customer 360 team of 25 developers.</w:t>
+          <w:numId w:val="0"/>
+        </w:numPr>
+        <w:ind w:hanging="144" w:start="144"/>
+        <w:rPr/>
+      </w:pPr>
+      <w:r>
+        <w:rPr/>
+        <w:t>- Provided instruction on the use of git, gitflow, Bitbucket, and best practices for commits and merges to Customer 360 developers after gaining consensus and approval of Customer 360 management with an A3 presentation.</w:t>
+      </w:r>
+    </w:p>
+    <w:p>
+      <w:pPr>
+        <w:pStyle w:val="ListBullet"/>
+        <w:numPr>
+          <w:ilvl w:val="0"/>
+          <w:numId w:val="0"/>
+        </w:numPr>
+        <w:ind w:hanging="144" w:start="144"/>
+        <w:rPr/>
+      </w:pPr>
+      <w:r>
+        <w:rPr/>
+        <w:t>- Refactored and developed web scraping software using ScraPY, Python, and Ansible.</w:t>
+      </w:r>
+    </w:p>
+    <w:p>
+      <w:pPr>
+        <w:pStyle w:val="ListBullet"/>
+        <w:numPr>
+          <w:ilvl w:val="0"/>
+          <w:numId w:val="0"/>
+        </w:numPr>
+        <w:ind w:hanging="144" w:start="144"/>
+        <w:rPr/>
+      </w:pPr>
+      <w:r>
+        <w:rPr/>
+        <w:t>- Provided instruction on compliance to team of remote Python developers.</w:t>
+      </w:r>
+    </w:p>
+    <w:p>
+      <w:pPr>
+        <w:pStyle w:val="ListBullet"/>
+        <w:numPr>
+          <w:ilvl w:val="0"/>
+          <w:numId w:val="0"/>
+        </w:numPr>
+        <w:ind w:hanging="144" w:start="144"/>
+        <w:rPr/>
+      </w:pPr>
+      <w:r>
+        <w:rPr/>
+        <w:t>- Participated in sprint planning and review cycle with Customer 360 team of 25 developers.</w:t>
       </w:r>
     </w:p>
     <w:p>
@@ -3060,7 +3251,7 @@
 <w:ftr xmlns:o="urn:schemas-microsoft-com:office:office" xmlns:r="http://schemas.openxmlformats.org/officeDocument/2006/relationships" xmlns:v="urn:schemas-microsoft-com:vml" xmlns:w="http://schemas.openxmlformats.org/wordprocessingml/2006/main" xmlns:w10="urn:schemas-microsoft-com:office:word" xmlns:wp="http://schemas.openxmlformats.org/drawingml/2006/wordprocessingDrawing" xmlns:pic="http://schemas.openxmlformats.org/drawingml/2006/picture" xmlns:wps="http://schemas.microsoft.com/office/word/2010/wordprocessingShape" xmlns:wpg="http://schemas.microsoft.com/office/word/2010/wordprocessingGroup" xmlns:mc="http://schemas.openxmlformats.org/markup-compatibility/2006" xmlns:wp14="http://schemas.microsoft.com/office/word/2010/wordprocessingDrawing" xmlns:w14="http://schemas.microsoft.com/office/word/2010/wordml" xmlns:w15="http://schemas.microsoft.com/office/word/2012/wordml" mc:Ignorable="w14 wp14 w15">
   <w:p>
     <w:pPr>
-      <w:pStyle w:val="FooterLeftuser"/>
+      <w:pStyle w:val="FooterLeft"/>
       <w:rPr/>
     </w:pPr>
     <w:r>
@@ -3075,7 +3266,7 @@
 <w:ftr xmlns:o="urn:schemas-microsoft-com:office:office" xmlns:r="http://schemas.openxmlformats.org/officeDocument/2006/relationships" xmlns:v="urn:schemas-microsoft-com:vml" xmlns:w="http://schemas.openxmlformats.org/wordprocessingml/2006/main" xmlns:w10="urn:schemas-microsoft-com:office:word" xmlns:wp="http://schemas.openxmlformats.org/drawingml/2006/wordprocessingDrawing" xmlns:pic="http://schemas.openxmlformats.org/drawingml/2006/picture" xmlns:wps="http://schemas.microsoft.com/office/word/2010/wordprocessingShape" xmlns:wpg="http://schemas.microsoft.com/office/word/2010/wordprocessingGroup" xmlns:mc="http://schemas.openxmlformats.org/markup-compatibility/2006" xmlns:wp14="http://schemas.microsoft.com/office/word/2010/wordprocessingDrawing" xmlns:w14="http://schemas.microsoft.com/office/word/2010/wordml" xmlns:w15="http://schemas.microsoft.com/office/word/2012/wordml" mc:Ignorable="w14 wp14 w15">
   <w:p>
     <w:pPr>
-      <w:pStyle w:val="FooterLeftuser"/>
+      <w:pStyle w:val="FooterLeft"/>
       <w:rPr/>
     </w:pPr>
     <w:r>
@@ -3865,143 +4056,6 @@
     </w:lvl>
   </w:abstractNum>
   <w:abstractNum w:abstractNumId="7">
-    <w:lvl w:ilvl="0">
-      <w:start w:val="1"/>
-      <w:numFmt w:val="bullet"/>
-      <w:lvlText w:val=""/>
-      <w:lvlJc w:val="start"/>
-      <w:pPr>
-        <w:tabs>
-          <w:tab w:val="num" w:pos="227"/>
-        </w:tabs>
-        <w:ind w:start="227" w:hanging="227"/>
-      </w:pPr>
-      <w:rPr>
-        <w:rFonts w:ascii="Symbol" w:hAnsi="Symbol" w:cs="Symbol" w:hint="default"/>
-      </w:rPr>
-    </w:lvl>
-    <w:lvl w:ilvl="1">
-      <w:start w:val="1"/>
-      <w:numFmt w:val="bullet"/>
-      <w:lvlText w:val=""/>
-      <w:lvlJc w:val="start"/>
-      <w:pPr>
-        <w:tabs>
-          <w:tab w:val="num" w:pos="454"/>
-        </w:tabs>
-        <w:ind w:start="454" w:hanging="227"/>
-      </w:pPr>
-      <w:rPr>
-        <w:rFonts w:ascii="Symbol" w:hAnsi="Symbol" w:cs="Symbol" w:hint="default"/>
-      </w:rPr>
-    </w:lvl>
-    <w:lvl w:ilvl="2">
-      <w:start w:val="1"/>
-      <w:numFmt w:val="bullet"/>
-      <w:lvlText w:val=""/>
-      <w:lvlJc w:val="start"/>
-      <w:pPr>
-        <w:tabs>
-          <w:tab w:val="num" w:pos="680"/>
-        </w:tabs>
-        <w:ind w:start="680" w:hanging="227"/>
-      </w:pPr>
-      <w:rPr>
-        <w:rFonts w:ascii="Symbol" w:hAnsi="Symbol" w:cs="Symbol" w:hint="default"/>
-      </w:rPr>
-    </w:lvl>
-    <w:lvl w:ilvl="3">
-      <w:start w:val="1"/>
-      <w:numFmt w:val="bullet"/>
-      <w:lvlText w:val=""/>
-      <w:lvlJc w:val="start"/>
-      <w:pPr>
-        <w:tabs>
-          <w:tab w:val="num" w:pos="907"/>
-        </w:tabs>
-        <w:ind w:start="907" w:hanging="227"/>
-      </w:pPr>
-      <w:rPr>
-        <w:rFonts w:ascii="Symbol" w:hAnsi="Symbol" w:cs="Symbol" w:hint="default"/>
-      </w:rPr>
-    </w:lvl>
-    <w:lvl w:ilvl="4">
-      <w:start w:val="1"/>
-      <w:numFmt w:val="bullet"/>
-      <w:lvlText w:val=""/>
-      <w:lvlJc w:val="start"/>
-      <w:pPr>
-        <w:tabs>
-          <w:tab w:val="num" w:pos="1134"/>
-        </w:tabs>
-        <w:ind w:start="1134" w:hanging="227"/>
-      </w:pPr>
-      <w:rPr>
-        <w:rFonts w:ascii="Symbol" w:hAnsi="Symbol" w:cs="Symbol" w:hint="default"/>
-      </w:rPr>
-    </w:lvl>
-    <w:lvl w:ilvl="5">
-      <w:start w:val="1"/>
-      <w:numFmt w:val="bullet"/>
-      <w:lvlText w:val=""/>
-      <w:lvlJc w:val="start"/>
-      <w:pPr>
-        <w:tabs>
-          <w:tab w:val="num" w:pos="1361"/>
-        </w:tabs>
-        <w:ind w:start="1361" w:hanging="227"/>
-      </w:pPr>
-      <w:rPr>
-        <w:rFonts w:ascii="Symbol" w:hAnsi="Symbol" w:cs="Symbol" w:hint="default"/>
-      </w:rPr>
-    </w:lvl>
-    <w:lvl w:ilvl="6">
-      <w:start w:val="1"/>
-      <w:numFmt w:val="bullet"/>
-      <w:lvlText w:val=""/>
-      <w:lvlJc w:val="start"/>
-      <w:pPr>
-        <w:tabs>
-          <w:tab w:val="num" w:pos="1587"/>
-        </w:tabs>
-        <w:ind w:start="1587" w:hanging="227"/>
-      </w:pPr>
-      <w:rPr>
-        <w:rFonts w:ascii="Symbol" w:hAnsi="Symbol" w:cs="Symbol" w:hint="default"/>
-      </w:rPr>
-    </w:lvl>
-    <w:lvl w:ilvl="7">
-      <w:start w:val="1"/>
-      <w:numFmt w:val="bullet"/>
-      <w:lvlText w:val=""/>
-      <w:lvlJc w:val="start"/>
-      <w:pPr>
-        <w:tabs>
-          <w:tab w:val="num" w:pos="1814"/>
-        </w:tabs>
-        <w:ind w:start="1814" w:hanging="227"/>
-      </w:pPr>
-      <w:rPr>
-        <w:rFonts w:ascii="Symbol" w:hAnsi="Symbol" w:cs="Symbol" w:hint="default"/>
-      </w:rPr>
-    </w:lvl>
-    <w:lvl w:ilvl="8">
-      <w:start w:val="1"/>
-      <w:numFmt w:val="bullet"/>
-      <w:lvlText w:val=""/>
-      <w:lvlJc w:val="start"/>
-      <w:pPr>
-        <w:tabs>
-          <w:tab w:val="num" w:pos="2041"/>
-        </w:tabs>
-        <w:ind w:start="2041" w:hanging="227"/>
-      </w:pPr>
-      <w:rPr>
-        <w:rFonts w:ascii="Symbol" w:hAnsi="Symbol" w:cs="Symbol" w:hint="default"/>
-      </w:rPr>
-    </w:lvl>
-  </w:abstractNum>
-  <w:abstractNum w:abstractNumId="8">
     <w:lvl w:ilvl="0">
       <w:start w:val="1"/>
       <w:numFmt w:val="none"/>
@@ -4140,9 +4194,6 @@
   </w:num>
   <w:num w:numId="7">
     <w:abstractNumId w:val="7"/>
-  </w:num>
-  <w:num w:numId="8">
-    <w:abstractNumId w:val="8"/>
   </w:num>
 </w:numbering>
 </file>
@@ -5091,15 +5142,15 @@
     <w:qFormat/>
     <w:rPr/>
   </w:style>
-  <w:style w:type="character" w:styleId="Bullets">
-    <w:name w:val="Bullets"/>
+  <w:style w:type="character" w:styleId="Bulletsuser">
+    <w:name w:val="Bullets (user)"/>
     <w:qFormat/>
     <w:rPr>
       <w:rFonts w:ascii="OpenSymbol" w:hAnsi="OpenSymbol" w:eastAsia="OpenSymbol" w:cs="OpenSymbol"/>
     </w:rPr>
   </w:style>
-  <w:style w:type="character" w:styleId="Bulletsuser">
-    <w:name w:val="Bullets (user)"/>
+  <w:style w:type="character" w:styleId="Bullets">
+    <w:name w:val="Bullets"/>
     <w:qFormat/>
     <w:rPr>
       <w:rFonts w:ascii="OpenSymbol" w:hAnsi="OpenSymbol" w:eastAsia="OpenSymbol" w:cs="OpenSymbol"/>
@@ -5436,8 +5487,8 @@
       <w:rFonts w:ascii="times" w:hAnsi="times"/>
     </w:rPr>
   </w:style>
-  <w:style w:type="paragraph" w:styleId="FrameContents">
-    <w:name w:val="Frame Contents"/>
+  <w:style w:type="paragraph" w:styleId="FrameContentsuser">
+    <w:name w:val="Frame Contents (user)"/>
     <w:basedOn w:val="Normal"/>
     <w:qFormat/>
     <w:pPr/>
@@ -5473,8 +5524,8 @@
     </w:pPr>
     <w:rPr/>
   </w:style>
-  <w:style w:type="paragraph" w:styleId="FooterLeftuser">
-    <w:name w:val="Footer Left (user)"/>
+  <w:style w:type="paragraph" w:styleId="FooterLeft">
+    <w:name w:val="Footer Left"/>
     <w:basedOn w:val="Footer"/>
     <w:qFormat/>
     <w:pPr>
@@ -5498,8 +5549,8 @@
       <w:bCs/>
     </w:rPr>
   </w:style>
-  <w:style w:type="paragraph" w:styleId="FrameContentsuser">
-    <w:name w:val="Frame Contents (user)"/>
+  <w:style w:type="paragraph" w:styleId="FrameContents">
+    <w:name w:val="Frame Contents"/>
     <w:basedOn w:val="Normal"/>
     <w:qFormat/>
     <w:pPr/>
@@ -5556,8 +5607,8 @@
     <w:qFormat/>
     <w:rsid w:val="00512907"/>
   </w:style>
-  <w:style w:type="numbering" w:styleId="Bullet">
-    <w:name w:val="Bullet •"/>
+  <w:style w:type="numbering" w:styleId="Bulletuser">
+    <w:name w:val="Bullet • (user)"/>
     <w:qFormat/>
   </w:style>
   <w:style w:type="table" w:default="1" w:styleId="TableNormal">
